--- a/Introduccion a la programacion/Clase_12/ENTREGA FINAL.docx
+++ b/Introduccion a la programacion/Clase_12/ENTREGA FINAL.docx
@@ -4,22 +4,49 @@
   <w:body>
     <w:p>
       <w:pPr>
-        <w:spacing w:after="159" w:line="259" w:lineRule="auto"/>
-        <w:ind w:left="-5"/>
-      </w:pPr>
-      <w:r>
-        <w:rPr>
-          <w:b/>
-        </w:rPr>
-        <w:t xml:space="preserve">ENTREGA FINAL </w:t>
-      </w:r>
-    </w:p>
-    <w:p>
-      <w:pPr>
-        <w:ind w:left="-5" w:right="36"/>
-      </w:pPr>
-      <w:r>
-        <w:t xml:space="preserve">Entrega el resultado exactamente en este orden: </w:t>
+        <w:rPr>
+          <w:b/>
+          <w:bCs/>
+        </w:rPr>
+      </w:pPr>
+      <w:r>
+        <w:rPr>
+          <w:b/>
+          <w:bCs/>
+        </w:rPr>
+        <w:t>¿Cómo organicé la página?</w:t>
+      </w:r>
+    </w:p>
+    <w:p>
+      <w:r>
+        <w:t xml:space="preserve">Básicamente estructuré la Landing Page de </w:t>
+      </w:r>
+      <w:r>
+        <w:rPr>
+          <w:b/>
+          <w:bCs/>
+        </w:rPr>
+        <w:t>EBook El Delirio</w:t>
+      </w:r>
+      <w:r>
+        <w:t xml:space="preserve"> de forma sencilla y limpia en dos archivos: el index.html para la estructura y el estilos.css para ponerlo </w:t>
+      </w:r>
+      <w:r>
+        <w:t>presentable</w:t>
+      </w:r>
+      <w:r>
+        <w:t>.</w:t>
+      </w:r>
+    </w:p>
+    <w:p>
+      <w:r>
+        <w:t>E</w:t>
+      </w:r>
+      <w:r>
+        <w:t xml:space="preserve">l HTML </w:t>
+      </w:r>
+      <w:r>
+        <w:t>se divide así.</w:t>
       </w:r>
     </w:p>
     <w:p>
@@ -28,22 +55,16 @@
           <w:ilvl w:val="0"/>
           <w:numId w:val="1"/>
         </w:numPr>
-        <w:spacing w:after="159" w:line="259" w:lineRule="auto"/>
-        <w:ind w:right="4455"/>
-      </w:pPr>
-      <w:r>
-        <w:rPr>
-          <w:b/>
-        </w:rPr>
-        <w:t xml:space="preserve">Breve explicación de la estructura del sitio </w:t>
-      </w:r>
-    </w:p>
-    <w:p>
-      <w:pPr>
-        <w:ind w:left="-5" w:right="36"/>
-      </w:pPr>
-      <w:r>
-        <w:t xml:space="preserve">Explica de forma sencilla cómo está organizada la Landing Page. </w:t>
+      </w:pPr>
+      <w:r>
+        <w:rPr>
+          <w:b/>
+          <w:bCs/>
+        </w:rPr>
+        <w:t>Header:</w:t>
+      </w:r>
+      <w:r>
+        <w:t xml:space="preserve"> Arriba del todo dejé el logo del negocio con el menú para moverse por la página.</w:t>
       </w:r>
     </w:p>
     <w:p>
@@ -52,53 +73,16 @@
           <w:ilvl w:val="0"/>
           <w:numId w:val="1"/>
         </w:numPr>
-        <w:spacing w:after="0" w:line="402" w:lineRule="auto"/>
-        <w:ind w:right="4455"/>
-      </w:pPr>
-      <w:r>
-        <w:rPr>
-          <w:b/>
-        </w:rPr>
-        <w:t xml:space="preserve">Explicación de dónde se utilizó </w:t>
-      </w:r>
-      <w:proofErr w:type="spellStart"/>
-      <w:r>
-        <w:rPr>
-          <w:b/>
-        </w:rPr>
-        <w:t>Flexbox</w:t>
-      </w:r>
-      <w:proofErr w:type="spellEnd"/>
-      <w:r>
-        <w:rPr>
-          <w:b/>
-        </w:rPr>
-        <w:t xml:space="preserve"> </w:t>
-      </w:r>
-      <w:r>
-        <w:t xml:space="preserve">Explica sección por sección dónde aparece: </w:t>
-      </w:r>
-    </w:p>
-    <w:p>
-      <w:pPr>
-        <w:spacing w:after="2" w:line="400" w:lineRule="auto"/>
-        <w:ind w:left="-5" w:right="7098"/>
-      </w:pPr>
-      <w:proofErr w:type="spellStart"/>
-      <w:r>
-        <w:t>display</w:t>
-      </w:r>
-      <w:proofErr w:type="spellEnd"/>
-      <w:r>
-        <w:t xml:space="preserve">: </w:t>
-      </w:r>
-      <w:proofErr w:type="spellStart"/>
-      <w:r>
-        <w:t>flex</w:t>
-      </w:r>
-      <w:proofErr w:type="spellEnd"/>
-      <w:r>
-        <w:t xml:space="preserve">; y cuál es su función. </w:t>
+      </w:pPr>
+      <w:r>
+        <w:rPr>
+          <w:b/>
+          <w:bCs/>
+        </w:rPr>
+        <w:t>Hero:</w:t>
+      </w:r>
+      <w:r>
+        <w:t xml:space="preserve"> Es lo primero que ves al entrar. Le puse el título llamativo con nuestro eslogan, un pequeño texto invitando a la lectura a adultos jóvenes, el botón para ir a ver los libros y una imagen de fondo.</w:t>
       </w:r>
     </w:p>
     <w:p>
@@ -107,975 +91,1278 @@
           <w:ilvl w:val="0"/>
           <w:numId w:val="1"/>
         </w:numPr>
-        <w:spacing w:after="2" w:line="400" w:lineRule="auto"/>
-        <w:ind w:right="4455"/>
-      </w:pPr>
-      <w:r>
-        <w:rPr>
-          <w:b/>
-        </w:rPr>
-        <w:t xml:space="preserve">Lista de las etiquetas HTML </w:t>
-      </w:r>
-      <w:proofErr w:type="gramStart"/>
-      <w:r>
-        <w:rPr>
-          <w:b/>
-        </w:rPr>
-        <w:t>utilizadas</w:t>
-      </w:r>
-      <w:proofErr w:type="gramEnd"/>
-      <w:r>
-        <w:rPr>
-          <w:b/>
-        </w:rPr>
-        <w:t xml:space="preserve"> </w:t>
-      </w:r>
-      <w:r>
-        <w:t xml:space="preserve">Por ejemplo: </w:t>
-      </w:r>
-    </w:p>
-    <w:p>
-      <w:pPr>
-        <w:ind w:left="-5" w:right="36"/>
-      </w:pPr>
-      <w:r>
-        <w:t xml:space="preserve">Explicar brevemente las más importantes. </w:t>
-      </w:r>
-    </w:p>
-    <w:p>
-      <w:pPr>
-        <w:spacing w:after="159" w:line="259" w:lineRule="auto"/>
-        <w:ind w:left="-5"/>
-      </w:pPr>
-      <w:r>
-        <w:rPr>
-          <w:b/>
-        </w:rPr>
-        <w:t xml:space="preserve">6. Lista de las propiedades CSS practicadas </w:t>
-      </w:r>
-    </w:p>
-    <w:p>
-      <w:pPr>
-        <w:spacing w:after="219"/>
-        <w:ind w:left="-5" w:right="36"/>
-      </w:pPr>
-      <w:r>
-        <w:t xml:space="preserve">Mostrar las principales propiedades CSS utilizadas durante el proyecto. </w:t>
-      </w:r>
-    </w:p>
-    <w:p>
-      <w:pPr>
-        <w:spacing w:after="98" w:line="259" w:lineRule="auto"/>
-        <w:ind w:left="0" w:firstLine="0"/>
-        <w:jc w:val="right"/>
-      </w:pPr>
-      <w:r>
-        <w:rPr>
-          <w:noProof/>
-        </w:rPr>
-        <mc:AlternateContent>
-          <mc:Choice Requires="wpg">
-            <w:drawing>
-              <wp:inline distT="0" distB="0" distL="0" distR="0" wp14:anchorId="4A4D4FA1" wp14:editId="12F4B56C">
-                <wp:extent cx="5613908" cy="20828"/>
-                <wp:effectExtent l="0" t="0" r="0" b="0"/>
-                <wp:docPr id="12207" name="Group 12207"/>
-                <wp:cNvGraphicFramePr/>
-                <a:graphic xmlns:a="http://schemas.openxmlformats.org/drawingml/2006/main">
-                  <a:graphicData uri="http://schemas.microsoft.com/office/word/2010/wordprocessingGroup">
-                    <wpg:wgp>
-                      <wpg:cNvGrpSpPr/>
-                      <wpg:grpSpPr>
-                        <a:xfrm>
-                          <a:off x="0" y="0"/>
-                          <a:ext cx="5613908" cy="20828"/>
-                          <a:chOff x="0" y="0"/>
-                          <a:chExt cx="5613908" cy="20828"/>
-                        </a:xfrm>
-                      </wpg:grpSpPr>
-                      <wps:wsp>
-                        <wps:cNvPr id="13866" name="Shape 13866"/>
-                        <wps:cNvSpPr/>
-                        <wps:spPr>
-                          <a:xfrm>
-                            <a:off x="0" y="0"/>
-                            <a:ext cx="5612765" cy="19685"/>
-                          </a:xfrm>
-                          <a:custGeom>
-                            <a:avLst/>
-                            <a:gdLst/>
-                            <a:ahLst/>
-                            <a:cxnLst/>
-                            <a:rect l="0" t="0" r="0" b="0"/>
-                            <a:pathLst>
-                              <a:path w="5612765" h="19685">
-                                <a:moveTo>
-                                  <a:pt x="0" y="0"/>
-                                </a:moveTo>
-                                <a:lnTo>
-                                  <a:pt x="5612765" y="0"/>
-                                </a:lnTo>
-                                <a:lnTo>
-                                  <a:pt x="5612765" y="19685"/>
-                                </a:lnTo>
-                                <a:lnTo>
-                                  <a:pt x="0" y="19685"/>
-                                </a:lnTo>
-                                <a:lnTo>
-                                  <a:pt x="0" y="0"/>
-                                </a:lnTo>
-                              </a:path>
-                            </a:pathLst>
-                          </a:custGeom>
-                          <a:ln w="0" cap="flat">
-                            <a:miter lim="127000"/>
-                          </a:ln>
-                        </wps:spPr>
-                        <wps:style>
-                          <a:lnRef idx="0">
-                            <a:srgbClr val="000000">
-                              <a:alpha val="0"/>
-                            </a:srgbClr>
-                          </a:lnRef>
-                          <a:fillRef idx="1">
-                            <a:srgbClr val="A0A0A0"/>
-                          </a:fillRef>
-                          <a:effectRef idx="0">
-                            <a:scrgbClr r="0" g="0" b="0"/>
-                          </a:effectRef>
-                          <a:fontRef idx="none"/>
-                        </wps:style>
-                        <wps:bodyPr/>
-                      </wps:wsp>
-                      <wps:wsp>
-                        <wps:cNvPr id="13867" name="Shape 13867"/>
-                        <wps:cNvSpPr/>
-                        <wps:spPr>
-                          <a:xfrm>
-                            <a:off x="51" y="1016"/>
-                            <a:ext cx="9144" cy="9144"/>
-                          </a:xfrm>
-                          <a:custGeom>
-                            <a:avLst/>
-                            <a:gdLst/>
-                            <a:ahLst/>
-                            <a:cxnLst/>
-                            <a:rect l="0" t="0" r="0" b="0"/>
-                            <a:pathLst>
-                              <a:path w="9144" h="9144">
-                                <a:moveTo>
-                                  <a:pt x="0" y="0"/>
-                                </a:moveTo>
-                                <a:lnTo>
-                                  <a:pt x="9144" y="0"/>
-                                </a:lnTo>
-                                <a:lnTo>
-                                  <a:pt x="9144" y="9144"/>
-                                </a:lnTo>
-                                <a:lnTo>
-                                  <a:pt x="0" y="9144"/>
-                                </a:lnTo>
-                                <a:lnTo>
-                                  <a:pt x="0" y="0"/>
-                                </a:lnTo>
-                              </a:path>
-                            </a:pathLst>
-                          </a:custGeom>
-                          <a:ln w="0" cap="flat">
-                            <a:miter lim="127000"/>
-                          </a:ln>
-                        </wps:spPr>
-                        <wps:style>
-                          <a:lnRef idx="0">
-                            <a:srgbClr val="000000">
-                              <a:alpha val="0"/>
-                            </a:srgbClr>
-                          </a:lnRef>
-                          <a:fillRef idx="1">
-                            <a:srgbClr val="A0A0A0"/>
-                          </a:fillRef>
-                          <a:effectRef idx="0">
-                            <a:scrgbClr r="0" g="0" b="0"/>
-                          </a:effectRef>
-                          <a:fontRef idx="none"/>
-                        </wps:style>
-                        <wps:bodyPr/>
-                      </wps:wsp>
-                      <wps:wsp>
-                        <wps:cNvPr id="13868" name="Shape 13868"/>
-                        <wps:cNvSpPr/>
-                        <wps:spPr>
-                          <a:xfrm>
-                            <a:off x="3099" y="1016"/>
-                            <a:ext cx="5607685" cy="9144"/>
-                          </a:xfrm>
-                          <a:custGeom>
-                            <a:avLst/>
-                            <a:gdLst/>
-                            <a:ahLst/>
-                            <a:cxnLst/>
-                            <a:rect l="0" t="0" r="0" b="0"/>
-                            <a:pathLst>
-                              <a:path w="5607685" h="9144">
-                                <a:moveTo>
-                                  <a:pt x="0" y="0"/>
-                                </a:moveTo>
-                                <a:lnTo>
-                                  <a:pt x="5607685" y="0"/>
-                                </a:lnTo>
-                                <a:lnTo>
-                                  <a:pt x="5607685" y="9144"/>
-                                </a:lnTo>
-                                <a:lnTo>
-                                  <a:pt x="0" y="9144"/>
-                                </a:lnTo>
-                                <a:lnTo>
-                                  <a:pt x="0" y="0"/>
-                                </a:lnTo>
-                              </a:path>
-                            </a:pathLst>
-                          </a:custGeom>
-                          <a:ln w="0" cap="flat">
-                            <a:miter lim="127000"/>
-                          </a:ln>
-                        </wps:spPr>
-                        <wps:style>
-                          <a:lnRef idx="0">
-                            <a:srgbClr val="000000">
-                              <a:alpha val="0"/>
-                            </a:srgbClr>
-                          </a:lnRef>
-                          <a:fillRef idx="1">
-                            <a:srgbClr val="A0A0A0"/>
-                          </a:fillRef>
-                          <a:effectRef idx="0">
-                            <a:scrgbClr r="0" g="0" b="0"/>
-                          </a:effectRef>
-                          <a:fontRef idx="none"/>
-                        </wps:style>
-                        <wps:bodyPr/>
-                      </wps:wsp>
-                      <wps:wsp>
-                        <wps:cNvPr id="13869" name="Shape 13869"/>
-                        <wps:cNvSpPr/>
-                        <wps:spPr>
-                          <a:xfrm>
-                            <a:off x="5610860" y="1016"/>
-                            <a:ext cx="9144" cy="9144"/>
-                          </a:xfrm>
-                          <a:custGeom>
-                            <a:avLst/>
-                            <a:gdLst/>
-                            <a:ahLst/>
-                            <a:cxnLst/>
-                            <a:rect l="0" t="0" r="0" b="0"/>
-                            <a:pathLst>
-                              <a:path w="9144" h="9144">
-                                <a:moveTo>
-                                  <a:pt x="0" y="0"/>
-                                </a:moveTo>
-                                <a:lnTo>
-                                  <a:pt x="9144" y="0"/>
-                                </a:lnTo>
-                                <a:lnTo>
-                                  <a:pt x="9144" y="9144"/>
-                                </a:lnTo>
-                                <a:lnTo>
-                                  <a:pt x="0" y="9144"/>
-                                </a:lnTo>
-                                <a:lnTo>
-                                  <a:pt x="0" y="0"/>
-                                </a:lnTo>
-                              </a:path>
-                            </a:pathLst>
-                          </a:custGeom>
-                          <a:ln w="0" cap="flat">
-                            <a:miter lim="127000"/>
-                          </a:ln>
-                        </wps:spPr>
-                        <wps:style>
-                          <a:lnRef idx="0">
-                            <a:srgbClr val="000000">
-                              <a:alpha val="0"/>
-                            </a:srgbClr>
-                          </a:lnRef>
-                          <a:fillRef idx="1">
-                            <a:srgbClr val="A0A0A0"/>
-                          </a:fillRef>
-                          <a:effectRef idx="0">
-                            <a:scrgbClr r="0" g="0" b="0"/>
-                          </a:effectRef>
-                          <a:fontRef idx="none"/>
-                        </wps:style>
-                        <wps:bodyPr/>
-                      </wps:wsp>
-                      <wps:wsp>
-                        <wps:cNvPr id="13870" name="Shape 13870"/>
-                        <wps:cNvSpPr/>
-                        <wps:spPr>
-                          <a:xfrm>
-                            <a:off x="51" y="4064"/>
-                            <a:ext cx="9144" cy="13716"/>
-                          </a:xfrm>
-                          <a:custGeom>
-                            <a:avLst/>
-                            <a:gdLst/>
-                            <a:ahLst/>
-                            <a:cxnLst/>
-                            <a:rect l="0" t="0" r="0" b="0"/>
-                            <a:pathLst>
-                              <a:path w="9144" h="13716">
-                                <a:moveTo>
-                                  <a:pt x="0" y="0"/>
-                                </a:moveTo>
-                                <a:lnTo>
-                                  <a:pt x="9144" y="0"/>
-                                </a:lnTo>
-                                <a:lnTo>
-                                  <a:pt x="9144" y="13716"/>
-                                </a:lnTo>
-                                <a:lnTo>
-                                  <a:pt x="0" y="13716"/>
-                                </a:lnTo>
-                                <a:lnTo>
-                                  <a:pt x="0" y="0"/>
-                                </a:lnTo>
-                              </a:path>
-                            </a:pathLst>
-                          </a:custGeom>
-                          <a:ln w="0" cap="flat">
-                            <a:miter lim="127000"/>
-                          </a:ln>
-                        </wps:spPr>
-                        <wps:style>
-                          <a:lnRef idx="0">
-                            <a:srgbClr val="000000">
-                              <a:alpha val="0"/>
-                            </a:srgbClr>
-                          </a:lnRef>
-                          <a:fillRef idx="1">
-                            <a:srgbClr val="A0A0A0"/>
-                          </a:fillRef>
-                          <a:effectRef idx="0">
-                            <a:scrgbClr r="0" g="0" b="0"/>
-                          </a:effectRef>
-                          <a:fontRef idx="none"/>
-                        </wps:style>
-                        <wps:bodyPr/>
-                      </wps:wsp>
-                      <wps:wsp>
-                        <wps:cNvPr id="13871" name="Shape 13871"/>
-                        <wps:cNvSpPr/>
-                        <wps:spPr>
-                          <a:xfrm>
-                            <a:off x="5610860" y="4064"/>
-                            <a:ext cx="9144" cy="13716"/>
-                          </a:xfrm>
-                          <a:custGeom>
-                            <a:avLst/>
-                            <a:gdLst/>
-                            <a:ahLst/>
-                            <a:cxnLst/>
-                            <a:rect l="0" t="0" r="0" b="0"/>
-                            <a:pathLst>
-                              <a:path w="9144" h="13716">
-                                <a:moveTo>
-                                  <a:pt x="0" y="0"/>
-                                </a:moveTo>
-                                <a:lnTo>
-                                  <a:pt x="9144" y="0"/>
-                                </a:lnTo>
-                                <a:lnTo>
-                                  <a:pt x="9144" y="13716"/>
-                                </a:lnTo>
-                                <a:lnTo>
-                                  <a:pt x="0" y="13716"/>
-                                </a:lnTo>
-                                <a:lnTo>
-                                  <a:pt x="0" y="0"/>
-                                </a:lnTo>
-                              </a:path>
-                            </a:pathLst>
-                          </a:custGeom>
-                          <a:ln w="0" cap="flat">
-                            <a:miter lim="127000"/>
-                          </a:ln>
-                        </wps:spPr>
-                        <wps:style>
-                          <a:lnRef idx="0">
-                            <a:srgbClr val="000000">
-                              <a:alpha val="0"/>
-                            </a:srgbClr>
-                          </a:lnRef>
-                          <a:fillRef idx="1">
-                            <a:srgbClr val="E3E3E3"/>
-                          </a:fillRef>
-                          <a:effectRef idx="0">
-                            <a:scrgbClr r="0" g="0" b="0"/>
-                          </a:effectRef>
-                          <a:fontRef idx="none"/>
-                        </wps:style>
-                        <wps:bodyPr/>
-                      </wps:wsp>
-                      <wps:wsp>
-                        <wps:cNvPr id="13872" name="Shape 13872"/>
-                        <wps:cNvSpPr/>
-                        <wps:spPr>
-                          <a:xfrm>
-                            <a:off x="51" y="17780"/>
-                            <a:ext cx="9144" cy="9144"/>
-                          </a:xfrm>
-                          <a:custGeom>
-                            <a:avLst/>
-                            <a:gdLst/>
-                            <a:ahLst/>
-                            <a:cxnLst/>
-                            <a:rect l="0" t="0" r="0" b="0"/>
-                            <a:pathLst>
-                              <a:path w="9144" h="9144">
-                                <a:moveTo>
-                                  <a:pt x="0" y="0"/>
-                                </a:moveTo>
-                                <a:lnTo>
-                                  <a:pt x="9144" y="0"/>
-                                </a:lnTo>
-                                <a:lnTo>
-                                  <a:pt x="9144" y="9144"/>
-                                </a:lnTo>
-                                <a:lnTo>
-                                  <a:pt x="0" y="9144"/>
-                                </a:lnTo>
-                                <a:lnTo>
-                                  <a:pt x="0" y="0"/>
-                                </a:lnTo>
-                              </a:path>
-                            </a:pathLst>
-                          </a:custGeom>
-                          <a:ln w="0" cap="flat">
-                            <a:miter lim="127000"/>
-                          </a:ln>
-                        </wps:spPr>
-                        <wps:style>
-                          <a:lnRef idx="0">
-                            <a:srgbClr val="000000">
-                              <a:alpha val="0"/>
-                            </a:srgbClr>
-                          </a:lnRef>
-                          <a:fillRef idx="1">
-                            <a:srgbClr val="E3E3E3"/>
-                          </a:fillRef>
-                          <a:effectRef idx="0">
-                            <a:scrgbClr r="0" g="0" b="0"/>
-                          </a:effectRef>
-                          <a:fontRef idx="none"/>
-                        </wps:style>
-                        <wps:bodyPr/>
-                      </wps:wsp>
-                      <wps:wsp>
-                        <wps:cNvPr id="13873" name="Shape 13873"/>
-                        <wps:cNvSpPr/>
-                        <wps:spPr>
-                          <a:xfrm>
-                            <a:off x="3099" y="17780"/>
-                            <a:ext cx="5607685" cy="9144"/>
-                          </a:xfrm>
-                          <a:custGeom>
-                            <a:avLst/>
-                            <a:gdLst/>
-                            <a:ahLst/>
-                            <a:cxnLst/>
-                            <a:rect l="0" t="0" r="0" b="0"/>
-                            <a:pathLst>
-                              <a:path w="5607685" h="9144">
-                                <a:moveTo>
-                                  <a:pt x="0" y="0"/>
-                                </a:moveTo>
-                                <a:lnTo>
-                                  <a:pt x="5607685" y="0"/>
-                                </a:lnTo>
-                                <a:lnTo>
-                                  <a:pt x="5607685" y="9144"/>
-                                </a:lnTo>
-                                <a:lnTo>
-                                  <a:pt x="0" y="9144"/>
-                                </a:lnTo>
-                                <a:lnTo>
-                                  <a:pt x="0" y="0"/>
-                                </a:lnTo>
-                              </a:path>
-                            </a:pathLst>
-                          </a:custGeom>
-                          <a:ln w="0" cap="flat">
-                            <a:miter lim="127000"/>
-                          </a:ln>
-                        </wps:spPr>
-                        <wps:style>
-                          <a:lnRef idx="0">
-                            <a:srgbClr val="000000">
-                              <a:alpha val="0"/>
-                            </a:srgbClr>
-                          </a:lnRef>
-                          <a:fillRef idx="1">
-                            <a:srgbClr val="E3E3E3"/>
-                          </a:fillRef>
-                          <a:effectRef idx="0">
-                            <a:scrgbClr r="0" g="0" b="0"/>
-                          </a:effectRef>
-                          <a:fontRef idx="none"/>
-                        </wps:style>
-                        <wps:bodyPr/>
-                      </wps:wsp>
-                      <wps:wsp>
-                        <wps:cNvPr id="13874" name="Shape 13874"/>
-                        <wps:cNvSpPr/>
-                        <wps:spPr>
-                          <a:xfrm>
-                            <a:off x="5610860" y="17780"/>
-                            <a:ext cx="9144" cy="9144"/>
-                          </a:xfrm>
-                          <a:custGeom>
-                            <a:avLst/>
-                            <a:gdLst/>
-                            <a:ahLst/>
-                            <a:cxnLst/>
-                            <a:rect l="0" t="0" r="0" b="0"/>
-                            <a:pathLst>
-                              <a:path w="9144" h="9144">
-                                <a:moveTo>
-                                  <a:pt x="0" y="0"/>
-                                </a:moveTo>
-                                <a:lnTo>
-                                  <a:pt x="9144" y="0"/>
-                                </a:lnTo>
-                                <a:lnTo>
-                                  <a:pt x="9144" y="9144"/>
-                                </a:lnTo>
-                                <a:lnTo>
-                                  <a:pt x="0" y="9144"/>
-                                </a:lnTo>
-                                <a:lnTo>
-                                  <a:pt x="0" y="0"/>
-                                </a:lnTo>
-                              </a:path>
-                            </a:pathLst>
-                          </a:custGeom>
-                          <a:ln w="0" cap="flat">
-                            <a:miter lim="127000"/>
-                          </a:ln>
-                        </wps:spPr>
-                        <wps:style>
-                          <a:lnRef idx="0">
-                            <a:srgbClr val="000000">
-                              <a:alpha val="0"/>
-                            </a:srgbClr>
-                          </a:lnRef>
-                          <a:fillRef idx="1">
-                            <a:srgbClr val="E3E3E3"/>
-                          </a:fillRef>
-                          <a:effectRef idx="0">
-                            <a:scrgbClr r="0" g="0" b="0"/>
-                          </a:effectRef>
-                          <a:fontRef idx="none"/>
-                        </wps:style>
-                        <wps:bodyPr/>
-                      </wps:wsp>
-                    </wpg:wgp>
-                  </a:graphicData>
-                </a:graphic>
-              </wp:inline>
-            </w:drawing>
-          </mc:Choice>
-          <mc:Fallback>
-            <w:pict>
-              <v:group w14:anchorId="38D845AF" id="Group 12207" o:spid="_x0000_s1026" style="width:442.05pt;height:1.65pt;mso-position-horizontal-relative:char;mso-position-vertical-relative:line" coordsize="56139,208" o:gfxdata="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">
-                <v:shape id="Shape 13866" o:spid="_x0000_s1027" style="position:absolute;width:56127;height:196;visibility:visible;mso-wrap-style:square;v-text-anchor:top" coordsize="5612765,19685" o:gfxdata="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" path="m,l5612765,r,19685l,19685,,e" fillcolor="#a0a0a0" stroked="f" strokeweight="0">
-                  <v:stroke miterlimit="83231f" joinstyle="miter"/>
-                  <v:path arrowok="t" textboxrect="0,0,5612765,19685"/>
-                </v:shape>
-                <v:shape id="Shape 13867" o:spid="_x0000_s1028" style="position:absolute;top:10;width:91;height:91;visibility:visible;mso-wrap-style:square;v-text-anchor:top" coordsize="9144,9144" o:gfxdata="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" path="m,l9144,r,9144l,9144,,e" fillcolor="#a0a0a0" stroked="f" strokeweight="0">
-                  <v:stroke miterlimit="83231f" joinstyle="miter"/>
-                  <v:path arrowok="t" textboxrect="0,0,9144,9144"/>
-                </v:shape>
-                <v:shape id="Shape 13868" o:spid="_x0000_s1029" style="position:absolute;left:30;top:10;width:56077;height:91;visibility:visible;mso-wrap-style:square;v-text-anchor:top" coordsize="5607685,9144" o:gfxdata="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" path="m,l5607685,r,9144l,9144,,e" fillcolor="#a0a0a0" stroked="f" strokeweight="0">
-                  <v:stroke miterlimit="83231f" joinstyle="miter"/>
-                  <v:path arrowok="t" textboxrect="0,0,5607685,9144"/>
-                </v:shape>
-                <v:shape id="Shape 13869" o:spid="_x0000_s1030" style="position:absolute;left:56108;top:10;width:92;height:91;visibility:visible;mso-wrap-style:square;v-text-anchor:top" coordsize="9144,9144" o:gfxdata="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" path="m,l9144,r,9144l,9144,,e" fillcolor="#a0a0a0" stroked="f" strokeweight="0">
-                  <v:stroke miterlimit="83231f" joinstyle="miter"/>
-                  <v:path arrowok="t" textboxrect="0,0,9144,9144"/>
-                </v:shape>
-                <v:shape id="Shape 13870" o:spid="_x0000_s1031" style="position:absolute;top:40;width:91;height:137;visibility:visible;mso-wrap-style:square;v-text-anchor:top" coordsize="9144,13716" o:gfxdata="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" path="m,l9144,r,13716l,13716,,e" fillcolor="#a0a0a0" stroked="f" strokeweight="0">
-                  <v:stroke miterlimit="83231f" joinstyle="miter"/>
-                  <v:path arrowok="t" textboxrect="0,0,9144,13716"/>
-                </v:shape>
-                <v:shape id="Shape 13871" o:spid="_x0000_s1032" style="position:absolute;left:56108;top:40;width:92;height:137;visibility:visible;mso-wrap-style:square;v-text-anchor:top" coordsize="9144,13716" o:gfxdata="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" path="m,l9144,r,13716l,13716,,e" fillcolor="#e3e3e3" stroked="f" strokeweight="0">
-                  <v:stroke miterlimit="83231f" joinstyle="miter"/>
-                  <v:path arrowok="t" textboxrect="0,0,9144,13716"/>
-                </v:shape>
-                <v:shape id="Shape 13872" o:spid="_x0000_s1033" style="position:absolute;top:177;width:91;height:92;visibility:visible;mso-wrap-style:square;v-text-anchor:top" coordsize="9144,9144" o:gfxdata="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" path="m,l9144,r,9144l,9144,,e" fillcolor="#e3e3e3" stroked="f" strokeweight="0">
-                  <v:stroke miterlimit="83231f" joinstyle="miter"/>
-                  <v:path arrowok="t" textboxrect="0,0,9144,9144"/>
-                </v:shape>
-                <v:shape id="Shape 13873" o:spid="_x0000_s1034" style="position:absolute;left:30;top:177;width:56077;height:92;visibility:visible;mso-wrap-style:square;v-text-anchor:top" coordsize="5607685,9144" o:gfxdata="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" path="m,l5607685,r,9144l,9144,,e" fillcolor="#e3e3e3" stroked="f" strokeweight="0">
-                  <v:stroke miterlimit="83231f" joinstyle="miter"/>
-                  <v:path arrowok="t" textboxrect="0,0,5607685,9144"/>
-                </v:shape>
-                <v:shape id="Shape 13874" o:spid="_x0000_s1035" style="position:absolute;left:56108;top:177;width:92;height:92;visibility:visible;mso-wrap-style:square;v-text-anchor:top" coordsize="9144,9144" o:gfxdata="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" path="m,l9144,r,9144l,9144,,e" fillcolor="#e3e3e3" stroked="f" strokeweight="0">
-                  <v:stroke miterlimit="83231f" joinstyle="miter"/>
-                  <v:path arrowok="t" textboxrect="0,0,9144,9144"/>
-                </v:shape>
-                <w10:anchorlock/>
-              </v:group>
-            </w:pict>
-          </mc:Fallback>
-        </mc:AlternateContent>
-      </w:r>
-      <w:r>
-        <w:t xml:space="preserve"> </w:t>
-      </w:r>
-    </w:p>
-    <w:p>
-      <w:pPr>
-        <w:spacing w:after="159" w:line="259" w:lineRule="auto"/>
-        <w:ind w:left="-5"/>
-      </w:pPr>
-      <w:r>
-        <w:rPr>
-          <w:b/>
-        </w:rPr>
-        <w:t xml:space="preserve">CONDICIÓN FINAL </w:t>
-      </w:r>
-    </w:p>
-    <w:p>
-      <w:pPr>
-        <w:ind w:left="-5" w:right="36"/>
-      </w:pPr>
-      <w:r>
-        <w:t xml:space="preserve">No generes una plantilla genérica. </w:t>
-      </w:r>
-    </w:p>
-    <w:p>
-      <w:pPr>
-        <w:ind w:left="-5" w:right="36"/>
-      </w:pPr>
-      <w:r>
-        <w:t xml:space="preserve">Todo el contenido de la Landing Page debe adaptarse a los </w:t>
-      </w:r>
-      <w:r>
-        <w:rPr>
-          <w:b/>
-        </w:rPr>
-        <w:t>DATOS DEL PROYECTO</w:t>
-      </w:r>
-      <w:r>
-        <w:t xml:space="preserve"> suministrados al inicio. </w:t>
-      </w:r>
-    </w:p>
-    <w:p>
-      <w:pPr>
-        <w:ind w:left="-5" w:right="36"/>
-      </w:pPr>
-      <w:r>
-        <w:t xml:space="preserve">El nombre, colores, tipografías, eslogan, productos, textos, botones, público objetivo y estilo visual deben corresponder al negocio indicado por el estudiante. </w:t>
-      </w:r>
-    </w:p>
-    <w:p>
-      <w:pPr>
-        <w:ind w:left="-5" w:right="36"/>
-      </w:pPr>
-      <w:r>
-        <w:t xml:space="preserve">El resultado debe parecer una </w:t>
-      </w:r>
-      <w:r>
-        <w:rPr>
-          <w:b/>
-        </w:rPr>
-        <w:t>Landing Page real y profesional</w:t>
-      </w:r>
-      <w:r>
-        <w:t xml:space="preserve">, pero mantenerse en un nivel técnico apropiado para estudiantes principiantes de HTML y CSS. </w:t>
-      </w:r>
-    </w:p>
-    <w:p>
-      <w:pPr>
-        <w:spacing w:after="0" w:line="259" w:lineRule="auto"/>
-        <w:ind w:left="0" w:firstLine="0"/>
-      </w:pPr>
-      <w:r>
-        <w:t xml:space="preserve"> </w:t>
-      </w:r>
-    </w:p>
-    <w:p/>
+      </w:pPr>
+      <w:r>
+        <w:rPr>
+          <w:b/>
+          <w:bCs/>
+        </w:rPr>
+        <w:t>Nosotros:</w:t>
+      </w:r>
+      <w:r>
+        <w:t xml:space="preserve"> Una sección cortita donde explico quiénes somos, qué vendemos, a quién ayudamos y qué nos hace diferentes como librería virtual.</w:t>
+      </w:r>
+    </w:p>
+    <w:p>
+      <w:pPr>
+        <w:numPr>
+          <w:ilvl w:val="0"/>
+          <w:numId w:val="1"/>
+        </w:numPr>
+      </w:pPr>
+      <w:r>
+        <w:rPr>
+          <w:b/>
+          <w:bCs/>
+        </w:rPr>
+        <w:t>Productos:</w:t>
+      </w:r>
+      <w:r>
+        <w:t xml:space="preserve"> Aquí acomodé 6 tarjetas con los libros principales (la trilogía de </w:t>
+      </w:r>
+      <w:r>
+        <w:rPr>
+          <w:i/>
+          <w:iCs/>
+        </w:rPr>
+        <w:t>Nacidos de la Bruma</w:t>
+      </w:r>
+      <w:r>
+        <w:t xml:space="preserve">, </w:t>
+      </w:r>
+      <w:r>
+        <w:rPr>
+          <w:i/>
+          <w:iCs/>
+        </w:rPr>
+        <w:t>En las montañas de la locura</w:t>
+      </w:r>
+      <w:r>
+        <w:t xml:space="preserve">, </w:t>
+      </w:r>
+      <w:r>
+        <w:rPr>
+          <w:i/>
+          <w:iCs/>
+        </w:rPr>
+        <w:t>El cuervo</w:t>
+      </w:r>
+      <w:r>
+        <w:t xml:space="preserve">, </w:t>
+      </w:r>
+      <w:r>
+        <w:rPr>
+          <w:i/>
+          <w:iCs/>
+        </w:rPr>
+        <w:t>Justine</w:t>
+      </w:r>
+      <w:r>
+        <w:t xml:space="preserve">, </w:t>
+      </w:r>
+      <w:r>
+        <w:rPr>
+          <w:i/>
+          <w:iCs/>
+        </w:rPr>
+        <w:t>El hombre iluminado</w:t>
+      </w:r>
+      <w:r>
+        <w:t xml:space="preserve"> y </w:t>
+      </w:r>
+      <w:r>
+        <w:rPr>
+          <w:i/>
+          <w:iCs/>
+        </w:rPr>
+        <w:t>El mito de Sísifo</w:t>
+      </w:r>
+      <w:r>
+        <w:t>). Cada una tiene su foto/portada, una pequeña descripción, el precio y un botón de compra.</w:t>
+      </w:r>
+    </w:p>
+    <w:p>
+      <w:pPr>
+        <w:numPr>
+          <w:ilvl w:val="0"/>
+          <w:numId w:val="1"/>
+        </w:numPr>
+      </w:pPr>
+      <w:r>
+        <w:rPr>
+          <w:b/>
+          <w:bCs/>
+        </w:rPr>
+        <w:t>Servicios:</w:t>
+      </w:r>
+      <w:r>
+        <w:t xml:space="preserve"> Puse 3 tarjetas rápidas resaltando las ventajas de la plataforma (formatos EPUB/PDF, descarga rápida y catálogo exclusivo).</w:t>
+      </w:r>
+    </w:p>
+    <w:p>
+      <w:pPr>
+        <w:numPr>
+          <w:ilvl w:val="0"/>
+          <w:numId w:val="1"/>
+        </w:numPr>
+      </w:pPr>
+      <w:r>
+        <w:rPr>
+          <w:b/>
+          <w:bCs/>
+        </w:rPr>
+        <w:t>Tabla de precios:</w:t>
+      </w:r>
+      <w:r>
+        <w:t xml:space="preserve"> Armé una tabla comparando los tipos de archivos, en qué dispositivos se leen y los precios de las membresías.</w:t>
+      </w:r>
+    </w:p>
+    <w:p>
+      <w:pPr>
+        <w:numPr>
+          <w:ilvl w:val="0"/>
+          <w:numId w:val="1"/>
+        </w:numPr>
+      </w:pPr>
+      <w:r>
+        <w:rPr>
+          <w:b/>
+          <w:bCs/>
+        </w:rPr>
+        <w:t>Galería:</w:t>
+      </w:r>
+      <w:r>
+        <w:t xml:space="preserve"> Una cuadrícula con 6 fotos ambientadas en libros y lectura digital.</w:t>
+      </w:r>
+    </w:p>
+    <w:p>
+      <w:pPr>
+        <w:numPr>
+          <w:ilvl w:val="0"/>
+          <w:numId w:val="1"/>
+        </w:numPr>
+      </w:pPr>
+      <w:r>
+        <w:rPr>
+          <w:b/>
+          <w:bCs/>
+        </w:rPr>
+        <w:t>Contacto:</w:t>
+      </w:r>
+      <w:r>
+        <w:t xml:space="preserve"> Un formulario sencillo con sus etiquetas (label), cajitas para llenar datos, un menú desplegable para elegir el libro de interés y el botón de enviar.</w:t>
+      </w:r>
+    </w:p>
+    <w:p>
+      <w:pPr>
+        <w:numPr>
+          <w:ilvl w:val="0"/>
+          <w:numId w:val="1"/>
+        </w:numPr>
+      </w:pPr>
+      <w:r>
+        <w:rPr>
+          <w:b/>
+          <w:bCs/>
+        </w:rPr>
+        <w:t>Footer:</w:t>
+      </w:r>
+      <w:r>
+        <w:t xml:space="preserve"> Al final dejé los datos de contacto en Medellín, nuestro Instagram (@hdanny.7) y los derechos reservados.</w:t>
+      </w:r>
+    </w:p>
+    <w:p>
+      <w:pPr>
+        <w:rPr>
+          <w:b/>
+          <w:bCs/>
+        </w:rPr>
+      </w:pPr>
+      <w:r>
+        <w:rPr>
+          <w:b/>
+          <w:bCs/>
+        </w:rPr>
+        <w:t>¿En dónde usé Flexbox y para qué me sirvió?</w:t>
+      </w:r>
+    </w:p>
+    <w:p>
+      <w:r>
+        <w:t>Usé display: flex; en casi todas las secciones porque hace que acomodar las cosas sea muchísimo más fácil sin enredarse tanto con el código:</w:t>
+      </w:r>
+    </w:p>
+    <w:p>
+      <w:pPr>
+        <w:numPr>
+          <w:ilvl w:val="0"/>
+          <w:numId w:val="2"/>
+        </w:numPr>
+      </w:pPr>
+      <w:r>
+        <w:rPr>
+          <w:b/>
+          <w:bCs/>
+        </w:rPr>
+        <w:t>Header:</w:t>
+      </w:r>
+      <w:r>
+        <w:t xml:space="preserve"> Lo usé en la barra principal para mandar el logo a la izquierda y el menú a la derecha (justify-content: space-between), y dentro del menú para que los enlaces quedaran en fila con espacio entre ellos.</w:t>
+      </w:r>
+    </w:p>
+    <w:p>
+      <w:pPr>
+        <w:numPr>
+          <w:ilvl w:val="0"/>
+          <w:numId w:val="2"/>
+        </w:numPr>
+      </w:pPr>
+      <w:r>
+        <w:rPr>
+          <w:b/>
+          <w:bCs/>
+        </w:rPr>
+        <w:lastRenderedPageBreak/>
+        <w:t>Hero:</w:t>
+      </w:r>
+      <w:r>
+        <w:t xml:space="preserve"> Lo apliqué para dividir la sección en dos columnas (texto a la izquierda e imagen a la derecha) y alinearlas bien al centro.</w:t>
+      </w:r>
+    </w:p>
+    <w:p>
+      <w:pPr>
+        <w:numPr>
+          <w:ilvl w:val="0"/>
+          <w:numId w:val="2"/>
+        </w:numPr>
+      </w:pPr>
+      <w:r>
+        <w:rPr>
+          <w:b/>
+          <w:bCs/>
+        </w:rPr>
+        <w:t>Nosotros:</w:t>
+      </w:r>
+      <w:r>
+        <w:t xml:space="preserve"> Igual que en el Hero, me sirvió para poner la imagen al lado del texto informativo de forma ordenada.</w:t>
+      </w:r>
+    </w:p>
+    <w:p>
+      <w:pPr>
+        <w:numPr>
+          <w:ilvl w:val="0"/>
+          <w:numId w:val="2"/>
+        </w:numPr>
+      </w:pPr>
+      <w:r>
+        <w:rPr>
+          <w:b/>
+          <w:bCs/>
+        </w:rPr>
+        <w:t>Productos:</w:t>
+      </w:r>
+      <w:r>
+        <w:t xml:space="preserve"> En el contenedor de las 6 tarjetas usé flex-wrap: wrap con un gap de 20px. Esto hace que las tarjetas se acomoden solas en filas y bajen ordenadamente si no caben en la pantalla.</w:t>
+      </w:r>
+    </w:p>
+    <w:p>
+      <w:pPr>
+        <w:numPr>
+          <w:ilvl w:val="0"/>
+          <w:numId w:val="2"/>
+        </w:numPr>
+      </w:pPr>
+      <w:r>
+        <w:rPr>
+          <w:b/>
+          <w:bCs/>
+        </w:rPr>
+        <w:t>Servicios:</w:t>
+      </w:r>
+      <w:r>
+        <w:t xml:space="preserve"> Para repartir los 3 bloques de beneficios a lo ancho de la página de forma pareja.</w:t>
+      </w:r>
+    </w:p>
+    <w:p>
+      <w:pPr>
+        <w:numPr>
+          <w:ilvl w:val="0"/>
+          <w:numId w:val="2"/>
+        </w:numPr>
+      </w:pPr>
+      <w:r>
+        <w:rPr>
+          <w:b/>
+          <w:bCs/>
+        </w:rPr>
+        <w:t>Galería:</w:t>
+      </w:r>
+      <w:r>
+        <w:t xml:space="preserve"> Para hacer la cuadrícula de fotos flexible, de modo que las 6 imágenes se adapten sin desbaratarse.</w:t>
+      </w:r>
+    </w:p>
+    <w:p>
+      <w:pPr>
+        <w:numPr>
+          <w:ilvl w:val="0"/>
+          <w:numId w:val="2"/>
+        </w:numPr>
+      </w:pPr>
+      <w:r>
+        <w:rPr>
+          <w:b/>
+          <w:bCs/>
+        </w:rPr>
+        <w:t>Formulario:</w:t>
+      </w:r>
+      <w:r>
+        <w:t xml:space="preserve"> Aquí usé flex-direction: column para que todos los campos del formulario (nombre, correo, mensaje, botón) quedaran apilados uno debajo del otro bien alineados.</w:t>
+      </w:r>
+    </w:p>
+    <w:p>
+      <w:pPr>
+        <w:numPr>
+          <w:ilvl w:val="0"/>
+          <w:numId w:val="2"/>
+        </w:numPr>
+      </w:pPr>
+      <w:r>
+        <w:rPr>
+          <w:b/>
+          <w:bCs/>
+        </w:rPr>
+        <w:t>Footer:</w:t>
+      </w:r>
+      <w:r>
+        <w:t xml:space="preserve"> Para centrar todo el texto e información de contacto en el medio de la pantalla.</w:t>
+      </w:r>
+    </w:p>
+    <w:p>
+      <w:pPr>
+        <w:numPr>
+          <w:ilvl w:val="0"/>
+          <w:numId w:val="2"/>
+        </w:numPr>
+      </w:pPr>
+      <w:r>
+        <w:rPr>
+          <w:b/>
+          <w:bCs/>
+        </w:rPr>
+        <w:t>Responsive (Móviles):</w:t>
+      </w:r>
+      <w:r>
+        <w:t xml:space="preserve"> En el @media cambié la dirección de flex a columna para que cuando abras la página desde un celular, el menú, las imágenes y las tarjetas se pongan una debajo de otra y no se desborde la pantalla.</w:t>
+      </w:r>
+    </w:p>
+    <w:p>
+      <w:pPr>
+        <w:rPr>
+          <w:b/>
+          <w:bCs/>
+        </w:rPr>
+      </w:pPr>
+      <w:r>
+        <w:rPr>
+          <w:b/>
+          <w:bCs/>
+        </w:rPr>
+        <w:t>Etiquetas HTML que más usé</w:t>
+      </w:r>
+    </w:p>
+    <w:p>
+      <w:pPr>
+        <w:numPr>
+          <w:ilvl w:val="0"/>
+          <w:numId w:val="3"/>
+        </w:numPr>
+      </w:pPr>
+      <w:r>
+        <w:rPr>
+          <w:b/>
+          <w:bCs/>
+        </w:rPr>
+        <w:t>Etiquetas de estructura (&lt;header&gt;, &lt;section&gt;, &lt;nav&gt;, &lt;footer&gt;):</w:t>
+      </w:r>
+      <w:r>
+        <w:t xml:space="preserve"> Las usé para separar y darle orden semántico a cada parte de la página.</w:t>
+      </w:r>
+    </w:p>
+    <w:p>
+      <w:pPr>
+        <w:numPr>
+          <w:ilvl w:val="0"/>
+          <w:numId w:val="3"/>
+        </w:numPr>
+      </w:pPr>
+      <w:r>
+        <w:rPr>
+          <w:b/>
+          <w:bCs/>
+        </w:rPr>
+        <w:t>Títulos (&lt;h1&gt;, &lt;h2&gt;, &lt;h3&gt;):</w:t>
+      </w:r>
+      <w:r>
+        <w:t xml:space="preserve"> Para manejar la jerarquía de los textos (el nombre de la tienda, los títulos de las secciones y los nombres de los libros).</w:t>
+      </w:r>
+    </w:p>
+    <w:p>
+      <w:pPr>
+        <w:numPr>
+          <w:ilvl w:val="0"/>
+          <w:numId w:val="3"/>
+        </w:numPr>
+      </w:pPr>
+      <w:r>
+        <w:rPr>
+          <w:b/>
+          <w:bCs/>
+        </w:rPr>
+        <w:t>Párrafos (&lt;p&gt;):</w:t>
+      </w:r>
+      <w:r>
+        <w:t xml:space="preserve"> Para todos los textos descriptivos y precios.</w:t>
+      </w:r>
+    </w:p>
+    <w:p>
+      <w:pPr>
+        <w:numPr>
+          <w:ilvl w:val="0"/>
+          <w:numId w:val="3"/>
+        </w:numPr>
+      </w:pPr>
+      <w:r>
+        <w:rPr>
+          <w:b/>
+          <w:bCs/>
+        </w:rPr>
+        <w:t>Enlaces (&lt;a&gt;):</w:t>
+      </w:r>
+      <w:r>
+        <w:t xml:space="preserve"> Para los botones y las opciones del menú de navegación.</w:t>
+      </w:r>
+    </w:p>
+    <w:p>
+      <w:pPr>
+        <w:numPr>
+          <w:ilvl w:val="0"/>
+          <w:numId w:val="3"/>
+        </w:numPr>
+      </w:pPr>
+      <w:r>
+        <w:rPr>
+          <w:b/>
+          <w:bCs/>
+        </w:rPr>
+        <w:t>Imágenes (&lt;img&gt;):</w:t>
+      </w:r>
+      <w:r>
+        <w:t xml:space="preserve"> Para cargar las portadas e ilustraciones, todas con su atributo alt por si no cargan.</w:t>
+      </w:r>
+    </w:p>
+    <w:p>
+      <w:pPr>
+        <w:numPr>
+          <w:ilvl w:val="0"/>
+          <w:numId w:val="3"/>
+        </w:numPr>
+      </w:pPr>
+      <w:r>
+        <w:rPr>
+          <w:b/>
+          <w:bCs/>
+        </w:rPr>
+        <w:t>Tablas (&lt;table&gt;, &lt;thead&gt;, &lt;tbody&gt;, &lt;tr&gt;, &lt;th&gt;, &lt;td&gt;):</w:t>
+      </w:r>
+      <w:r>
+        <w:t xml:space="preserve"> Todo el grupo necesario para armar la tabla de planes y formatos.</w:t>
+      </w:r>
+    </w:p>
+    <w:p>
+      <w:pPr>
+        <w:numPr>
+          <w:ilvl w:val="0"/>
+          <w:numId w:val="3"/>
+        </w:numPr>
+      </w:pPr>
+      <w:r>
+        <w:rPr>
+          <w:b/>
+          <w:bCs/>
+        </w:rPr>
+        <w:lastRenderedPageBreak/>
+        <w:t>Formulario (&lt;form&gt;, &lt;label&gt;, &lt;input&gt;, &lt;select&gt;, &lt;textarea&gt;, &lt;button&gt;):</w:t>
+      </w:r>
+      <w:r>
+        <w:t xml:space="preserve"> Las etiquetas típicas para pedir datos al usuario (texto, teléfono, correo, menú de opciones y el botón de enviar).</w:t>
+      </w:r>
+    </w:p>
+    <w:p>
+      <w:pPr>
+        <w:numPr>
+          <w:ilvl w:val="0"/>
+          <w:numId w:val="3"/>
+        </w:numPr>
+      </w:pPr>
+      <w:r>
+        <w:rPr>
+          <w:b/>
+          <w:bCs/>
+        </w:rPr>
+        <w:t>Contenedores (&lt;div&gt;):</w:t>
+      </w:r>
+      <w:r>
+        <w:t xml:space="preserve"> Los usé como "cajas" para agrupar elementos y aplicarles estilos o Flexbox.</w:t>
+      </w:r>
+    </w:p>
+    <w:p>
+      <w:pPr>
+        <w:rPr>
+          <w:b/>
+          <w:bCs/>
+        </w:rPr>
+      </w:pPr>
+      <w:r>
+        <w:rPr>
+          <w:b/>
+          <w:bCs/>
+        </w:rPr>
+        <w:t>Propiedades CSS que practiqué</w:t>
+      </w:r>
+    </w:p>
+    <w:p>
+      <w:pPr>
+        <w:numPr>
+          <w:ilvl w:val="0"/>
+          <w:numId w:val="4"/>
+        </w:numPr>
+      </w:pPr>
+      <w:r>
+        <w:rPr>
+          <w:b/>
+          <w:bCs/>
+        </w:rPr>
+        <w:t>Variables (:root):</w:t>
+      </w:r>
+      <w:r>
+        <w:t xml:space="preserve"> Creé las variables al inicio para guardar los colores corporativos (violeta, negro, gris y blanco) y usarlos fácil en todo el código.</w:t>
+      </w:r>
+    </w:p>
+    <w:p>
+      <w:pPr>
+        <w:numPr>
+          <w:ilvl w:val="0"/>
+          <w:numId w:val="4"/>
+        </w:numPr>
+      </w:pPr>
+      <w:r>
+        <w:rPr>
+          <w:b/>
+          <w:bCs/>
+        </w:rPr>
+        <w:t>Para los espacios y tamaños:</w:t>
+      </w:r>
+      <w:r>
+        <w:t xml:space="preserve"> Usé padding, margin, width, max-width y box-sizing: border-box para controlar los tamaños de las cajas.</w:t>
+      </w:r>
+    </w:p>
+    <w:p>
+      <w:pPr>
+        <w:numPr>
+          <w:ilvl w:val="0"/>
+          <w:numId w:val="4"/>
+        </w:numPr>
+      </w:pPr>
+      <w:r>
+        <w:rPr>
+          <w:b/>
+          <w:bCs/>
+        </w:rPr>
+        <w:t>Para las letras:</w:t>
+      </w:r>
+      <w:r>
+        <w:t xml:space="preserve"> font-family (usé Baskerville para títulos y Arial para textos), font-size, font-weight (negritas) y text-align.</w:t>
+      </w:r>
+    </w:p>
+    <w:p>
+      <w:pPr>
+        <w:numPr>
+          <w:ilvl w:val="0"/>
+          <w:numId w:val="4"/>
+        </w:numPr>
+      </w:pPr>
+      <w:r>
+        <w:rPr>
+          <w:b/>
+          <w:bCs/>
+        </w:rPr>
+        <w:t>Colores:</w:t>
+      </w:r>
+      <w:r>
+        <w:t xml:space="preserve"> color para los textos y background-color para los fondos de secciones y botones.</w:t>
+      </w:r>
+    </w:p>
+    <w:p>
+      <w:pPr>
+        <w:numPr>
+          <w:ilvl w:val="0"/>
+          <w:numId w:val="4"/>
+        </w:numPr>
+      </w:pPr>
+      <w:r>
+        <w:rPr>
+          <w:b/>
+          <w:bCs/>
+        </w:rPr>
+        <w:t>Flexbox pura:</w:t>
+      </w:r>
+      <w:r>
+        <w:t xml:space="preserve"> display: flex, flex-direction, justify-content, align-items, flex-wrap y gap.</w:t>
+      </w:r>
+    </w:p>
+    <w:p>
+      <w:pPr>
+        <w:numPr>
+          <w:ilvl w:val="0"/>
+          <w:numId w:val="4"/>
+        </w:numPr>
+      </w:pPr>
+      <w:r>
+        <w:rPr>
+          <w:b/>
+          <w:bCs/>
+        </w:rPr>
+        <w:t>Bordes y sombras:</w:t>
+      </w:r>
+      <w:r>
+        <w:t xml:space="preserve"> border, border-radius (para redondear esquinas de botones y tarjetas) y box-shadow (para darles un toque de profundidad).</w:t>
+      </w:r>
+    </w:p>
+    <w:p>
+      <w:pPr>
+        <w:numPr>
+          <w:ilvl w:val="0"/>
+          <w:numId w:val="4"/>
+        </w:numPr>
+      </w:pPr>
+      <w:r>
+        <w:rPr>
+          <w:b/>
+          <w:bCs/>
+        </w:rPr>
+        <w:t>Detalles interactivos:</w:t>
+      </w:r>
+      <w:r>
+        <w:t xml:space="preserve"> Usé :hover para que los botones y enlaces cambien de color cuando pasas el cursor por encima.</w:t>
+      </w:r>
+    </w:p>
+    <w:p>
+      <w:pPr>
+        <w:numPr>
+          <w:ilvl w:val="0"/>
+          <w:numId w:val="4"/>
+        </w:numPr>
+      </w:pPr>
+      <w:r>
+        <w:rPr>
+          <w:b/>
+          <w:bCs/>
+        </w:rPr>
+        <w:t>Responsive:</w:t>
+      </w:r>
+      <w:r>
+        <w:t xml:space="preserve"> Usé @media (max-width: 768px) y object-fit: cover para que las fotos no se distorsionen en celulares.</w:t>
+      </w:r>
+    </w:p>
+    <w:p>
+      <w:pPr>
+        <w:rPr>
+          <w:lang w:val="es-ES"/>
+        </w:rPr>
+      </w:pPr>
+    </w:p>
     <w:sectPr>
-      <w:headerReference w:type="even" r:id="rId5"/>
-      <w:headerReference w:type="default" r:id="rId6"/>
-      <w:headerReference w:type="first" r:id="rId7"/>
       <w:pgSz w:w="12240" w:h="15840"/>
-      <w:pgMar w:top="1460" w:right="1650" w:bottom="1559" w:left="1702" w:header="720" w:footer="720" w:gutter="0"/>
-      <w:cols w:space="720"/>
+      <w:pgMar w:top="1417" w:right="1701" w:bottom="1417" w:left="1701" w:header="708" w:footer="708" w:gutter="0"/>
+      <w:cols w:space="708"/>
+      <w:docGrid w:linePitch="360"/>
     </w:sectPr>
   </w:body>
 </w:document>
 </file>
 
-<file path=word/header1.xml><?xml version="1.0" encoding="utf-8"?>
-<w:hdr xmlns:wpc="http://schemas.microsoft.com/office/word/2010/wordprocessingCanvas" xmlns:cx="http://schemas.microsoft.com/office/drawing/2014/chartex" xmlns:cx1="http://schemas.microsoft.com/office/drawing/2015/9/8/chartex" xmlns:cx2="http://schemas.microsoft.com/office/drawing/2015/10/21/chartex" xmlns:cx3="http://schemas.microsoft.com/office/drawing/2016/5/9/chartex" xmlns:cx4="http://schemas.microsoft.com/office/drawing/2016/5/10/chartex" xmlns:cx5="http://schemas.microsoft.com/office/drawing/2016/5/11/chartex" xmlns:cx6="http://schemas.microsoft.com/office/drawing/2016/5/12/chartex" xmlns:cx7="http://schemas.microsoft.com/office/drawing/2016/5/13/chartex" xmlns:cx8="http://schemas.microsoft.com/office/drawing/2016/5/14/chartex" xmlns:mc="http://schemas.openxmlformats.org/markup-compatibility/2006" xmlns:aink="http://schemas.microsoft.com/office/drawing/2016/ink" xmlns:am3d="http://schemas.microsoft.com/office/drawing/2017/model3d" xmlns:o="urn:schemas-microsoft-com:office:office" xmlns:oel="http://schemas.microsoft.com/office/2019/extlst" xmlns:r="http://schemas.openxmlformats.org/officeDocument/2006/relationships" xmlns:m="http://schemas.openxmlformats.org/officeDocument/2006/math" xmlns:v="urn:schemas-microsoft-com:vml" xmlns:wp14="http://schemas.microsoft.com/office/word/2010/wordprocessingDrawing" xmlns:wp="http://schemas.openxmlformats.org/drawingml/2006/wordprocessingDrawing" xmlns:w10="urn:schemas-microsoft-com:office:word" xmlns:w="http://schemas.openxmlformats.org/wordprocessingml/2006/main" xmlns:w14="http://schemas.microsoft.com/office/word/2010/wordml" xmlns:w15="http://schemas.microsoft.com/office/word/2012/wordml" xmlns:w16cex="http://schemas.microsoft.com/office/word/2018/wordml/cex" xmlns:w16cid="http://schemas.microsoft.com/office/word/2016/wordml/cid" xmlns:w16="http://schemas.microsoft.com/office/word/2018/wordml" xmlns:w16du="http://schemas.microsoft.com/office/word/2023/wordml/word16du" xmlns:w16sdtdh="http://schemas.microsoft.com/office/word/2020/wordml/sdtdatahash" xmlns:w16sdtfl="http://schemas.microsoft.com/office/word/2024/wordml/sdtformatlock" xmlns:w16se="http://schemas.microsoft.com/office/word/2015/wordml/symex" xmlns:wpg="http://schemas.microsoft.com/office/word/2010/wordprocessingGroup" xmlns:wpi="http://schemas.microsoft.com/office/word/2010/wordprocessingInk" xmlns:wne="http://schemas.microsoft.com/office/word/2006/wordml" xmlns:wps="http://schemas.microsoft.com/office/word/2010/wordprocessingShape" mc:Ignorable="w14 w15 w16se w16cid w16 w16cex w16sdtdh w16sdtfl w16du wp14">
-  <w:p>
-    <w:pPr>
-      <w:spacing w:after="160" w:line="259" w:lineRule="auto"/>
-      <w:ind w:left="0" w:firstLine="0"/>
-    </w:pPr>
-  </w:p>
-</w:hdr>
-</file>
-
-<file path=word/header2.xml><?xml version="1.0" encoding="utf-8"?>
-<w:hdr xmlns:wpc="http://schemas.microsoft.com/office/word/2010/wordprocessingCanvas" xmlns:cx="http://schemas.microsoft.com/office/drawing/2014/chartex" xmlns:cx1="http://schemas.microsoft.com/office/drawing/2015/9/8/chartex" xmlns:cx2="http://schemas.microsoft.com/office/drawing/2015/10/21/chartex" xmlns:cx3="http://schemas.microsoft.com/office/drawing/2016/5/9/chartex" xmlns:cx4="http://schemas.microsoft.com/office/drawing/2016/5/10/chartex" xmlns:cx5="http://schemas.microsoft.com/office/drawing/2016/5/11/chartex" xmlns:cx6="http://schemas.microsoft.com/office/drawing/2016/5/12/chartex" xmlns:cx7="http://schemas.microsoft.com/office/drawing/2016/5/13/chartex" xmlns:cx8="http://schemas.microsoft.com/office/drawing/2016/5/14/chartex" xmlns:mc="http://schemas.openxmlformats.org/markup-compatibility/2006" xmlns:aink="http://schemas.microsoft.com/office/drawing/2016/ink" xmlns:am3d="http://schemas.microsoft.com/office/drawing/2017/model3d" xmlns:o="urn:schemas-microsoft-com:office:office" xmlns:oel="http://schemas.microsoft.com/office/2019/extlst" xmlns:r="http://schemas.openxmlformats.org/officeDocument/2006/relationships" xmlns:m="http://schemas.openxmlformats.org/officeDocument/2006/math" xmlns:v="urn:schemas-microsoft-com:vml" xmlns:wp14="http://schemas.microsoft.com/office/word/2010/wordprocessingDrawing" xmlns:wp="http://schemas.openxmlformats.org/drawingml/2006/wordprocessingDrawing" xmlns:w10="urn:schemas-microsoft-com:office:word" xmlns:w="http://schemas.openxmlformats.org/wordprocessingml/2006/main" xmlns:w14="http://schemas.microsoft.com/office/word/2010/wordml" xmlns:w15="http://schemas.microsoft.com/office/word/2012/wordml" xmlns:w16cex="http://schemas.microsoft.com/office/word/2018/wordml/cex" xmlns:w16cid="http://schemas.microsoft.com/office/word/2016/wordml/cid" xmlns:w16="http://schemas.microsoft.com/office/word/2018/wordml" xmlns:w16du="http://schemas.microsoft.com/office/word/2023/wordml/word16du" xmlns:w16sdtdh="http://schemas.microsoft.com/office/word/2020/wordml/sdtdatahash" xmlns:w16sdtfl="http://schemas.microsoft.com/office/word/2024/wordml/sdtformatlock" xmlns:w16se="http://schemas.microsoft.com/office/word/2015/wordml/symex" xmlns:wpg="http://schemas.microsoft.com/office/word/2010/wordprocessingGroup" xmlns:wpi="http://schemas.microsoft.com/office/word/2010/wordprocessingInk" xmlns:wne="http://schemas.microsoft.com/office/word/2006/wordml" xmlns:wps="http://schemas.microsoft.com/office/word/2010/wordprocessingShape" mc:Ignorable="w14 w15 w16se w16cid w16 w16cex w16sdtdh w16sdtfl w16du wp14">
-  <w:p>
-    <w:pPr>
-      <w:spacing w:after="160" w:line="259" w:lineRule="auto"/>
-      <w:ind w:left="0" w:firstLine="0"/>
-    </w:pPr>
-  </w:p>
-</w:hdr>
-</file>
-
-<file path=word/header3.xml><?xml version="1.0" encoding="utf-8"?>
-<w:hdr xmlns:wpc="http://schemas.microsoft.com/office/word/2010/wordprocessingCanvas" xmlns:cx="http://schemas.microsoft.com/office/drawing/2014/chartex" xmlns:cx1="http://schemas.microsoft.com/office/drawing/2015/9/8/chartex" xmlns:cx2="http://schemas.microsoft.com/office/drawing/2015/10/21/chartex" xmlns:cx3="http://schemas.microsoft.com/office/drawing/2016/5/9/chartex" xmlns:cx4="http://schemas.microsoft.com/office/drawing/2016/5/10/chartex" xmlns:cx5="http://schemas.microsoft.com/office/drawing/2016/5/11/chartex" xmlns:cx6="http://schemas.microsoft.com/office/drawing/2016/5/12/chartex" xmlns:cx7="http://schemas.microsoft.com/office/drawing/2016/5/13/chartex" xmlns:cx8="http://schemas.microsoft.com/office/drawing/2016/5/14/chartex" xmlns:mc="http://schemas.openxmlformats.org/markup-compatibility/2006" xmlns:aink="http://schemas.microsoft.com/office/drawing/2016/ink" xmlns:am3d="http://schemas.microsoft.com/office/drawing/2017/model3d" xmlns:o="urn:schemas-microsoft-com:office:office" xmlns:oel="http://schemas.microsoft.com/office/2019/extlst" xmlns:r="http://schemas.openxmlformats.org/officeDocument/2006/relationships" xmlns:m="http://schemas.openxmlformats.org/officeDocument/2006/math" xmlns:v="urn:schemas-microsoft-com:vml" xmlns:wp14="http://schemas.microsoft.com/office/word/2010/wordprocessingDrawing" xmlns:wp="http://schemas.openxmlformats.org/drawingml/2006/wordprocessingDrawing" xmlns:w10="urn:schemas-microsoft-com:office:word" xmlns:w="http://schemas.openxmlformats.org/wordprocessingml/2006/main" xmlns:w14="http://schemas.microsoft.com/office/word/2010/wordml" xmlns:w15="http://schemas.microsoft.com/office/word/2012/wordml" xmlns:w16cex="http://schemas.microsoft.com/office/word/2018/wordml/cex" xmlns:w16cid="http://schemas.microsoft.com/office/word/2016/wordml/cid" xmlns:w16="http://schemas.microsoft.com/office/word/2018/wordml" xmlns:w16du="http://schemas.microsoft.com/office/word/2023/wordml/word16du" xmlns:w16sdtdh="http://schemas.microsoft.com/office/word/2020/wordml/sdtdatahash" xmlns:w16sdtfl="http://schemas.microsoft.com/office/word/2024/wordml/sdtformatlock" xmlns:w16se="http://schemas.microsoft.com/office/word/2015/wordml/symex" xmlns:wpg="http://schemas.microsoft.com/office/word/2010/wordprocessingGroup" xmlns:wpi="http://schemas.microsoft.com/office/word/2010/wordprocessingInk" xmlns:wne="http://schemas.microsoft.com/office/word/2006/wordml" xmlns:wps="http://schemas.microsoft.com/office/word/2010/wordprocessingShape" mc:Ignorable="w14 w15 w16se w16cid w16 w16cex w16sdtdh w16sdtfl w16du wp14">
-  <w:p>
-    <w:pPr>
-      <w:spacing w:after="160" w:line="259" w:lineRule="auto"/>
-      <w:ind w:left="0" w:firstLine="0"/>
-    </w:pPr>
-  </w:p>
-</w:hdr>
-</file>
-
 <file path=word/numbering.xml><?xml version="1.0" encoding="utf-8"?>
 <w:numbering xmlns:wpc="http://schemas.microsoft.com/office/word/2010/wordprocessingCanvas" xmlns:cx="http://schemas.microsoft.com/office/drawing/2014/chartex" xmlns:cx1="http://schemas.microsoft.com/office/drawing/2015/9/8/chartex" xmlns:cx2="http://schemas.microsoft.com/office/drawing/2015/10/21/chartex" xmlns:cx3="http://schemas.microsoft.com/office/drawing/2016/5/9/chartex" xmlns:cx4="http://schemas.microsoft.com/office/drawing/2016/5/10/chartex" xmlns:cx5="http://schemas.microsoft.com/office/drawing/2016/5/11/chartex" xmlns:cx6="http://schemas.microsoft.com/office/drawing/2016/5/12/chartex" xmlns:cx7="http://schemas.microsoft.com/office/drawing/2016/5/13/chartex" xmlns:cx8="http://schemas.microsoft.com/office/drawing/2016/5/14/chartex" xmlns:mc="http://schemas.openxmlformats.org/markup-compatibility/2006" xmlns:aink="http://schemas.microsoft.com/office/drawing/2016/ink" xmlns:am3d="http://schemas.microsoft.com/office/drawing/2017/model3d" xmlns:o="urn:schemas-microsoft-com:office:office" xmlns:oel="http://schemas.microsoft.com/office/2019/extlst" xmlns:r="http://schemas.openxmlformats.org/officeDocument/2006/relationships" xmlns:m="http://schemas.openxmlformats.org/officeDocument/2006/math" xmlns:v="urn:schemas-microsoft-com:vml" xmlns:wp14="http://schemas.microsoft.com/office/word/2010/wordprocessingDrawing" xmlns:wp="http://schemas.openxmlformats.org/drawingml/2006/wordprocessingDrawing" xmlns:w10="urn:schemas-microsoft-com:office:word" xmlns:w="http://schemas.openxmlformats.org/wordprocessingml/2006/main" xmlns:w14="http://schemas.microsoft.com/office/word/2010/wordml" xmlns:w15="http://schemas.microsoft.com/office/word/2012/wordml" xmlns:w16cex="http://schemas.microsoft.com/office/word/2018/wordml/cex" xmlns:w16cid="http://schemas.microsoft.com/office/word/2016/wordml/cid" xmlns:w16="http://schemas.microsoft.com/office/word/2018/wordml" xmlns:w16du="http://schemas.microsoft.com/office/word/2023/wordml/word16du" xmlns:w16sdtdh="http://schemas.microsoft.com/office/word/2020/wordml/sdtdatahash" xmlns:w16sdtfl="http://schemas.microsoft.com/office/word/2024/wordml/sdtformatlock" xmlns:w16se="http://schemas.microsoft.com/office/word/2015/wordml/symex" xmlns:wpg="http://schemas.microsoft.com/office/word/2010/wordprocessingGroup" xmlns:wpi="http://schemas.microsoft.com/office/word/2010/wordprocessingInk" xmlns:wne="http://schemas.microsoft.com/office/word/2006/wordml" xmlns:wps="http://schemas.microsoft.com/office/word/2010/wordprocessingShape" mc:Ignorable="w14 w15 w16se w16cid w16 w16cex w16sdtdh w16sdtfl w16du wp14">
   <w:abstractNum w:abstractNumId="0" w15:restartNumberingAfterBreak="0">
-    <w:nsid w:val="39D1406D"/>
-    <w:multiLevelType w:val="hybridMultilevel"/>
-    <w:tmpl w:val="B1D614C4"/>
-    <w:lvl w:ilvl="0" w:tplc="2BBA0618">
+    <w:nsid w:val="10E0028D"/>
+    <w:multiLevelType w:val="multilevel"/>
+    <w:tmpl w:val="1FBA99F0"/>
+    <w:lvl w:ilvl="0">
+      <w:start w:val="1"/>
+      <w:numFmt w:val="bullet"/>
+      <w:lvlText w:val=""/>
+      <w:lvlJc w:val="left"/>
+      <w:pPr>
+        <w:tabs>
+          <w:tab w:val="num" w:pos="720"/>
+        </w:tabs>
+        <w:ind w:left="720" w:hanging="360"/>
+      </w:pPr>
+      <w:rPr>
+        <w:rFonts w:ascii="Symbol" w:hAnsi="Symbol" w:hint="default"/>
+        <w:sz w:val="20"/>
+      </w:rPr>
+    </w:lvl>
+    <w:lvl w:ilvl="1" w:tentative="1">
+      <w:start w:val="1"/>
+      <w:numFmt w:val="bullet"/>
+      <w:lvlText w:val="o"/>
+      <w:lvlJc w:val="left"/>
+      <w:pPr>
+        <w:tabs>
+          <w:tab w:val="num" w:pos="1440"/>
+        </w:tabs>
+        <w:ind w:left="1440" w:hanging="360"/>
+      </w:pPr>
+      <w:rPr>
+        <w:rFonts w:ascii="Courier New" w:hAnsi="Courier New" w:hint="default"/>
+        <w:sz w:val="20"/>
+      </w:rPr>
+    </w:lvl>
+    <w:lvl w:ilvl="2" w:tentative="1">
+      <w:start w:val="1"/>
+      <w:numFmt w:val="bullet"/>
+      <w:lvlText w:val=""/>
+      <w:lvlJc w:val="left"/>
+      <w:pPr>
+        <w:tabs>
+          <w:tab w:val="num" w:pos="2160"/>
+        </w:tabs>
+        <w:ind w:left="2160" w:hanging="360"/>
+      </w:pPr>
+      <w:rPr>
+        <w:rFonts w:ascii="Wingdings" w:hAnsi="Wingdings" w:hint="default"/>
+        <w:sz w:val="20"/>
+      </w:rPr>
+    </w:lvl>
+    <w:lvl w:ilvl="3" w:tentative="1">
+      <w:start w:val="1"/>
+      <w:numFmt w:val="bullet"/>
+      <w:lvlText w:val=""/>
+      <w:lvlJc w:val="left"/>
+      <w:pPr>
+        <w:tabs>
+          <w:tab w:val="num" w:pos="2880"/>
+        </w:tabs>
+        <w:ind w:left="2880" w:hanging="360"/>
+      </w:pPr>
+      <w:rPr>
+        <w:rFonts w:ascii="Wingdings" w:hAnsi="Wingdings" w:hint="default"/>
+        <w:sz w:val="20"/>
+      </w:rPr>
+    </w:lvl>
+    <w:lvl w:ilvl="4" w:tentative="1">
+      <w:start w:val="1"/>
+      <w:numFmt w:val="bullet"/>
+      <w:lvlText w:val=""/>
+      <w:lvlJc w:val="left"/>
+      <w:pPr>
+        <w:tabs>
+          <w:tab w:val="num" w:pos="3600"/>
+        </w:tabs>
+        <w:ind w:left="3600" w:hanging="360"/>
+      </w:pPr>
+      <w:rPr>
+        <w:rFonts w:ascii="Wingdings" w:hAnsi="Wingdings" w:hint="default"/>
+        <w:sz w:val="20"/>
+      </w:rPr>
+    </w:lvl>
+    <w:lvl w:ilvl="5" w:tentative="1">
+      <w:start w:val="1"/>
+      <w:numFmt w:val="bullet"/>
+      <w:lvlText w:val=""/>
+      <w:lvlJc w:val="left"/>
+      <w:pPr>
+        <w:tabs>
+          <w:tab w:val="num" w:pos="4320"/>
+        </w:tabs>
+        <w:ind w:left="4320" w:hanging="360"/>
+      </w:pPr>
+      <w:rPr>
+        <w:rFonts w:ascii="Wingdings" w:hAnsi="Wingdings" w:hint="default"/>
+        <w:sz w:val="20"/>
+      </w:rPr>
+    </w:lvl>
+    <w:lvl w:ilvl="6" w:tentative="1">
+      <w:start w:val="1"/>
+      <w:numFmt w:val="bullet"/>
+      <w:lvlText w:val=""/>
+      <w:lvlJc w:val="left"/>
+      <w:pPr>
+        <w:tabs>
+          <w:tab w:val="num" w:pos="5040"/>
+        </w:tabs>
+        <w:ind w:left="5040" w:hanging="360"/>
+      </w:pPr>
+      <w:rPr>
+        <w:rFonts w:ascii="Wingdings" w:hAnsi="Wingdings" w:hint="default"/>
+        <w:sz w:val="20"/>
+      </w:rPr>
+    </w:lvl>
+    <w:lvl w:ilvl="7" w:tentative="1">
+      <w:start w:val="1"/>
+      <w:numFmt w:val="bullet"/>
+      <w:lvlText w:val=""/>
+      <w:lvlJc w:val="left"/>
+      <w:pPr>
+        <w:tabs>
+          <w:tab w:val="num" w:pos="5760"/>
+        </w:tabs>
+        <w:ind w:left="5760" w:hanging="360"/>
+      </w:pPr>
+      <w:rPr>
+        <w:rFonts w:ascii="Wingdings" w:hAnsi="Wingdings" w:hint="default"/>
+        <w:sz w:val="20"/>
+      </w:rPr>
+    </w:lvl>
+    <w:lvl w:ilvl="8" w:tentative="1">
+      <w:start w:val="1"/>
+      <w:numFmt w:val="bullet"/>
+      <w:lvlText w:val=""/>
+      <w:lvlJc w:val="left"/>
+      <w:pPr>
+        <w:tabs>
+          <w:tab w:val="num" w:pos="6480"/>
+        </w:tabs>
+        <w:ind w:left="6480" w:hanging="360"/>
+      </w:pPr>
+      <w:rPr>
+        <w:rFonts w:ascii="Wingdings" w:hAnsi="Wingdings" w:hint="default"/>
+        <w:sz w:val="20"/>
+      </w:rPr>
+    </w:lvl>
+  </w:abstractNum>
+  <w:abstractNum w:abstractNumId="1" w15:restartNumberingAfterBreak="0">
+    <w:nsid w:val="23F401E1"/>
+    <w:multiLevelType w:val="multilevel"/>
+    <w:tmpl w:val="8FE8516C"/>
+    <w:lvl w:ilvl="0">
+      <w:start w:val="1"/>
+      <w:numFmt w:val="bullet"/>
+      <w:lvlText w:val=""/>
+      <w:lvlJc w:val="left"/>
+      <w:pPr>
+        <w:tabs>
+          <w:tab w:val="num" w:pos="720"/>
+        </w:tabs>
+        <w:ind w:left="720" w:hanging="360"/>
+      </w:pPr>
+      <w:rPr>
+        <w:rFonts w:ascii="Symbol" w:hAnsi="Symbol" w:hint="default"/>
+        <w:sz w:val="20"/>
+      </w:rPr>
+    </w:lvl>
+    <w:lvl w:ilvl="1" w:tentative="1">
+      <w:start w:val="1"/>
+      <w:numFmt w:val="bullet"/>
+      <w:lvlText w:val="o"/>
+      <w:lvlJc w:val="left"/>
+      <w:pPr>
+        <w:tabs>
+          <w:tab w:val="num" w:pos="1440"/>
+        </w:tabs>
+        <w:ind w:left="1440" w:hanging="360"/>
+      </w:pPr>
+      <w:rPr>
+        <w:rFonts w:ascii="Courier New" w:hAnsi="Courier New" w:hint="default"/>
+        <w:sz w:val="20"/>
+      </w:rPr>
+    </w:lvl>
+    <w:lvl w:ilvl="2" w:tentative="1">
+      <w:start w:val="1"/>
+      <w:numFmt w:val="bullet"/>
+      <w:lvlText w:val=""/>
+      <w:lvlJc w:val="left"/>
+      <w:pPr>
+        <w:tabs>
+          <w:tab w:val="num" w:pos="2160"/>
+        </w:tabs>
+        <w:ind w:left="2160" w:hanging="360"/>
+      </w:pPr>
+      <w:rPr>
+        <w:rFonts w:ascii="Wingdings" w:hAnsi="Wingdings" w:hint="default"/>
+        <w:sz w:val="20"/>
+      </w:rPr>
+    </w:lvl>
+    <w:lvl w:ilvl="3" w:tentative="1">
+      <w:start w:val="1"/>
+      <w:numFmt w:val="bullet"/>
+      <w:lvlText w:val=""/>
+      <w:lvlJc w:val="left"/>
+      <w:pPr>
+        <w:tabs>
+          <w:tab w:val="num" w:pos="2880"/>
+        </w:tabs>
+        <w:ind w:left="2880" w:hanging="360"/>
+      </w:pPr>
+      <w:rPr>
+        <w:rFonts w:ascii="Wingdings" w:hAnsi="Wingdings" w:hint="default"/>
+        <w:sz w:val="20"/>
+      </w:rPr>
+    </w:lvl>
+    <w:lvl w:ilvl="4" w:tentative="1">
+      <w:start w:val="1"/>
+      <w:numFmt w:val="bullet"/>
+      <w:lvlText w:val=""/>
+      <w:lvlJc w:val="left"/>
+      <w:pPr>
+        <w:tabs>
+          <w:tab w:val="num" w:pos="3600"/>
+        </w:tabs>
+        <w:ind w:left="3600" w:hanging="360"/>
+      </w:pPr>
+      <w:rPr>
+        <w:rFonts w:ascii="Wingdings" w:hAnsi="Wingdings" w:hint="default"/>
+        <w:sz w:val="20"/>
+      </w:rPr>
+    </w:lvl>
+    <w:lvl w:ilvl="5" w:tentative="1">
+      <w:start w:val="1"/>
+      <w:numFmt w:val="bullet"/>
+      <w:lvlText w:val=""/>
+      <w:lvlJc w:val="left"/>
+      <w:pPr>
+        <w:tabs>
+          <w:tab w:val="num" w:pos="4320"/>
+        </w:tabs>
+        <w:ind w:left="4320" w:hanging="360"/>
+      </w:pPr>
+      <w:rPr>
+        <w:rFonts w:ascii="Wingdings" w:hAnsi="Wingdings" w:hint="default"/>
+        <w:sz w:val="20"/>
+      </w:rPr>
+    </w:lvl>
+    <w:lvl w:ilvl="6" w:tentative="1">
+      <w:start w:val="1"/>
+      <w:numFmt w:val="bullet"/>
+      <w:lvlText w:val=""/>
+      <w:lvlJc w:val="left"/>
+      <w:pPr>
+        <w:tabs>
+          <w:tab w:val="num" w:pos="5040"/>
+        </w:tabs>
+        <w:ind w:left="5040" w:hanging="360"/>
+      </w:pPr>
+      <w:rPr>
+        <w:rFonts w:ascii="Wingdings" w:hAnsi="Wingdings" w:hint="default"/>
+        <w:sz w:val="20"/>
+      </w:rPr>
+    </w:lvl>
+    <w:lvl w:ilvl="7" w:tentative="1">
+      <w:start w:val="1"/>
+      <w:numFmt w:val="bullet"/>
+      <w:lvlText w:val=""/>
+      <w:lvlJc w:val="left"/>
+      <w:pPr>
+        <w:tabs>
+          <w:tab w:val="num" w:pos="5760"/>
+        </w:tabs>
+        <w:ind w:left="5760" w:hanging="360"/>
+      </w:pPr>
+      <w:rPr>
+        <w:rFonts w:ascii="Wingdings" w:hAnsi="Wingdings" w:hint="default"/>
+        <w:sz w:val="20"/>
+      </w:rPr>
+    </w:lvl>
+    <w:lvl w:ilvl="8" w:tentative="1">
+      <w:start w:val="1"/>
+      <w:numFmt w:val="bullet"/>
+      <w:lvlText w:val=""/>
+      <w:lvlJc w:val="left"/>
+      <w:pPr>
+        <w:tabs>
+          <w:tab w:val="num" w:pos="6480"/>
+        </w:tabs>
+        <w:ind w:left="6480" w:hanging="360"/>
+      </w:pPr>
+      <w:rPr>
+        <w:rFonts w:ascii="Wingdings" w:hAnsi="Wingdings" w:hint="default"/>
+        <w:sz w:val="20"/>
+      </w:rPr>
+    </w:lvl>
+  </w:abstractNum>
+  <w:abstractNum w:abstractNumId="2" w15:restartNumberingAfterBreak="0">
+    <w:nsid w:val="6C9D13EE"/>
+    <w:multiLevelType w:val="multilevel"/>
+    <w:tmpl w:val="794CDCC6"/>
+    <w:lvl w:ilvl="0">
       <w:start w:val="1"/>
       <w:numFmt w:val="decimal"/>
       <w:lvlText w:val="%1."/>
       <w:lvlJc w:val="left"/>
       <w:pPr>
-        <w:ind w:left="220"/>
-      </w:pPr>
-      <w:rPr>
-        <w:rFonts w:ascii="Calibri" w:eastAsia="Calibri" w:hAnsi="Calibri" w:cs="Calibri"/>
-        <w:b/>
-        <w:bCs/>
-        <w:i w:val="0"/>
-        <w:strike w:val="0"/>
-        <w:dstrike w:val="0"/>
-        <w:color w:val="000000"/>
-        <w:sz w:val="22"/>
-        <w:szCs w:val="22"/>
-        <w:u w:val="none" w:color="000000"/>
-        <w:bdr w:val="none" w:sz="0" w:space="0" w:color="auto"/>
-        <w:shd w:val="clear" w:color="auto" w:fill="auto"/>
-        <w:vertAlign w:val="baseline"/>
-      </w:rPr>
-    </w:lvl>
-    <w:lvl w:ilvl="1" w:tplc="424AA51A">
-      <w:start w:val="1"/>
-      <w:numFmt w:val="lowerLetter"/>
-      <w:lvlText w:val="%2"/>
-      <w:lvlJc w:val="left"/>
-      <w:pPr>
-        <w:ind w:left="1080"/>
-      </w:pPr>
-      <w:rPr>
-        <w:rFonts w:ascii="Calibri" w:eastAsia="Calibri" w:hAnsi="Calibri" w:cs="Calibri"/>
-        <w:b/>
-        <w:bCs/>
-        <w:i w:val="0"/>
-        <w:strike w:val="0"/>
-        <w:dstrike w:val="0"/>
-        <w:color w:val="000000"/>
-        <w:sz w:val="22"/>
-        <w:szCs w:val="22"/>
-        <w:u w:val="none" w:color="000000"/>
-        <w:bdr w:val="none" w:sz="0" w:space="0" w:color="auto"/>
-        <w:shd w:val="clear" w:color="auto" w:fill="auto"/>
-        <w:vertAlign w:val="baseline"/>
-      </w:rPr>
-    </w:lvl>
-    <w:lvl w:ilvl="2" w:tplc="5EA68C34">
-      <w:start w:val="1"/>
-      <w:numFmt w:val="lowerRoman"/>
-      <w:lvlText w:val="%3"/>
-      <w:lvlJc w:val="left"/>
-      <w:pPr>
-        <w:ind w:left="1800"/>
-      </w:pPr>
-      <w:rPr>
-        <w:rFonts w:ascii="Calibri" w:eastAsia="Calibri" w:hAnsi="Calibri" w:cs="Calibri"/>
-        <w:b/>
-        <w:bCs/>
-        <w:i w:val="0"/>
-        <w:strike w:val="0"/>
-        <w:dstrike w:val="0"/>
-        <w:color w:val="000000"/>
-        <w:sz w:val="22"/>
-        <w:szCs w:val="22"/>
-        <w:u w:val="none" w:color="000000"/>
-        <w:bdr w:val="none" w:sz="0" w:space="0" w:color="auto"/>
-        <w:shd w:val="clear" w:color="auto" w:fill="auto"/>
-        <w:vertAlign w:val="baseline"/>
-      </w:rPr>
-    </w:lvl>
-    <w:lvl w:ilvl="3" w:tplc="1CE4D86E">
+        <w:tabs>
+          <w:tab w:val="num" w:pos="720"/>
+        </w:tabs>
+        <w:ind w:left="720" w:hanging="360"/>
+      </w:pPr>
+    </w:lvl>
+    <w:lvl w:ilvl="1" w:tentative="1">
       <w:start w:val="1"/>
       <w:numFmt w:val="decimal"/>
-      <w:lvlText w:val="%4"/>
-      <w:lvlJc w:val="left"/>
-      <w:pPr>
-        <w:ind w:left="2520"/>
-      </w:pPr>
-      <w:rPr>
-        <w:rFonts w:ascii="Calibri" w:eastAsia="Calibri" w:hAnsi="Calibri" w:cs="Calibri"/>
-        <w:b/>
-        <w:bCs/>
-        <w:i w:val="0"/>
-        <w:strike w:val="0"/>
-        <w:dstrike w:val="0"/>
-        <w:color w:val="000000"/>
-        <w:sz w:val="22"/>
-        <w:szCs w:val="22"/>
-        <w:u w:val="none" w:color="000000"/>
-        <w:bdr w:val="none" w:sz="0" w:space="0" w:color="auto"/>
-        <w:shd w:val="clear" w:color="auto" w:fill="auto"/>
-        <w:vertAlign w:val="baseline"/>
-      </w:rPr>
-    </w:lvl>
-    <w:lvl w:ilvl="4" w:tplc="89DA0B1E">
-      <w:start w:val="1"/>
-      <w:numFmt w:val="lowerLetter"/>
-      <w:lvlText w:val="%5"/>
-      <w:lvlJc w:val="left"/>
-      <w:pPr>
-        <w:ind w:left="3240"/>
-      </w:pPr>
-      <w:rPr>
-        <w:rFonts w:ascii="Calibri" w:eastAsia="Calibri" w:hAnsi="Calibri" w:cs="Calibri"/>
-        <w:b/>
-        <w:bCs/>
-        <w:i w:val="0"/>
-        <w:strike w:val="0"/>
-        <w:dstrike w:val="0"/>
-        <w:color w:val="000000"/>
-        <w:sz w:val="22"/>
-        <w:szCs w:val="22"/>
-        <w:u w:val="none" w:color="000000"/>
-        <w:bdr w:val="none" w:sz="0" w:space="0" w:color="auto"/>
-        <w:shd w:val="clear" w:color="auto" w:fill="auto"/>
-        <w:vertAlign w:val="baseline"/>
-      </w:rPr>
-    </w:lvl>
-    <w:lvl w:ilvl="5" w:tplc="FA4E303E">
-      <w:start w:val="1"/>
-      <w:numFmt w:val="lowerRoman"/>
-      <w:lvlText w:val="%6"/>
-      <w:lvlJc w:val="left"/>
-      <w:pPr>
-        <w:ind w:left="3960"/>
-      </w:pPr>
-      <w:rPr>
-        <w:rFonts w:ascii="Calibri" w:eastAsia="Calibri" w:hAnsi="Calibri" w:cs="Calibri"/>
-        <w:b/>
-        <w:bCs/>
-        <w:i w:val="0"/>
-        <w:strike w:val="0"/>
-        <w:dstrike w:val="0"/>
-        <w:color w:val="000000"/>
-        <w:sz w:val="22"/>
-        <w:szCs w:val="22"/>
-        <w:u w:val="none" w:color="000000"/>
-        <w:bdr w:val="none" w:sz="0" w:space="0" w:color="auto"/>
-        <w:shd w:val="clear" w:color="auto" w:fill="auto"/>
-        <w:vertAlign w:val="baseline"/>
-      </w:rPr>
-    </w:lvl>
-    <w:lvl w:ilvl="6" w:tplc="2ED616D0">
+      <w:lvlText w:val="%2."/>
+      <w:lvlJc w:val="left"/>
+      <w:pPr>
+        <w:tabs>
+          <w:tab w:val="num" w:pos="1440"/>
+        </w:tabs>
+        <w:ind w:left="1440" w:hanging="360"/>
+      </w:pPr>
+    </w:lvl>
+    <w:lvl w:ilvl="2" w:tentative="1">
       <w:start w:val="1"/>
       <w:numFmt w:val="decimal"/>
-      <w:lvlText w:val="%7"/>
-      <w:lvlJc w:val="left"/>
-      <w:pPr>
-        <w:ind w:left="4680"/>
-      </w:pPr>
-      <w:rPr>
-        <w:rFonts w:ascii="Calibri" w:eastAsia="Calibri" w:hAnsi="Calibri" w:cs="Calibri"/>
-        <w:b/>
-        <w:bCs/>
-        <w:i w:val="0"/>
-        <w:strike w:val="0"/>
-        <w:dstrike w:val="0"/>
-        <w:color w:val="000000"/>
-        <w:sz w:val="22"/>
-        <w:szCs w:val="22"/>
-        <w:u w:val="none" w:color="000000"/>
-        <w:bdr w:val="none" w:sz="0" w:space="0" w:color="auto"/>
-        <w:shd w:val="clear" w:color="auto" w:fill="auto"/>
-        <w:vertAlign w:val="baseline"/>
-      </w:rPr>
-    </w:lvl>
-    <w:lvl w:ilvl="7" w:tplc="9564C65C">
-      <w:start w:val="1"/>
-      <w:numFmt w:val="lowerLetter"/>
-      <w:lvlText w:val="%8"/>
-      <w:lvlJc w:val="left"/>
-      <w:pPr>
-        <w:ind w:left="5400"/>
-      </w:pPr>
-      <w:rPr>
-        <w:rFonts w:ascii="Calibri" w:eastAsia="Calibri" w:hAnsi="Calibri" w:cs="Calibri"/>
-        <w:b/>
-        <w:bCs/>
-        <w:i w:val="0"/>
-        <w:strike w:val="0"/>
-        <w:dstrike w:val="0"/>
-        <w:color w:val="000000"/>
-        <w:sz w:val="22"/>
-        <w:szCs w:val="22"/>
-        <w:u w:val="none" w:color="000000"/>
-        <w:bdr w:val="none" w:sz="0" w:space="0" w:color="auto"/>
-        <w:shd w:val="clear" w:color="auto" w:fill="auto"/>
-        <w:vertAlign w:val="baseline"/>
-      </w:rPr>
-    </w:lvl>
-    <w:lvl w:ilvl="8" w:tplc="2F509DAC">
-      <w:start w:val="1"/>
-      <w:numFmt w:val="lowerRoman"/>
-      <w:lvlText w:val="%9"/>
-      <w:lvlJc w:val="left"/>
-      <w:pPr>
-        <w:ind w:left="6120"/>
-      </w:pPr>
-      <w:rPr>
-        <w:rFonts w:ascii="Calibri" w:eastAsia="Calibri" w:hAnsi="Calibri" w:cs="Calibri"/>
-        <w:b/>
-        <w:bCs/>
-        <w:i w:val="0"/>
-        <w:strike w:val="0"/>
-        <w:dstrike w:val="0"/>
-        <w:color w:val="000000"/>
-        <w:sz w:val="22"/>
-        <w:szCs w:val="22"/>
-        <w:u w:val="none" w:color="000000"/>
-        <w:bdr w:val="none" w:sz="0" w:space="0" w:color="auto"/>
-        <w:shd w:val="clear" w:color="auto" w:fill="auto"/>
-        <w:vertAlign w:val="baseline"/>
-      </w:rPr>
+      <w:lvlText w:val="%3."/>
+      <w:lvlJc w:val="left"/>
+      <w:pPr>
+        <w:tabs>
+          <w:tab w:val="num" w:pos="2160"/>
+        </w:tabs>
+        <w:ind w:left="2160" w:hanging="360"/>
+      </w:pPr>
+    </w:lvl>
+    <w:lvl w:ilvl="3" w:tentative="1">
+      <w:start w:val="1"/>
+      <w:numFmt w:val="decimal"/>
+      <w:lvlText w:val="%4."/>
+      <w:lvlJc w:val="left"/>
+      <w:pPr>
+        <w:tabs>
+          <w:tab w:val="num" w:pos="2880"/>
+        </w:tabs>
+        <w:ind w:left="2880" w:hanging="360"/>
+      </w:pPr>
+    </w:lvl>
+    <w:lvl w:ilvl="4" w:tentative="1">
+      <w:start w:val="1"/>
+      <w:numFmt w:val="decimal"/>
+      <w:lvlText w:val="%5."/>
+      <w:lvlJc w:val="left"/>
+      <w:pPr>
+        <w:tabs>
+          <w:tab w:val="num" w:pos="3600"/>
+        </w:tabs>
+        <w:ind w:left="3600" w:hanging="360"/>
+      </w:pPr>
+    </w:lvl>
+    <w:lvl w:ilvl="5" w:tentative="1">
+      <w:start w:val="1"/>
+      <w:numFmt w:val="decimal"/>
+      <w:lvlText w:val="%6."/>
+      <w:lvlJc w:val="left"/>
+      <w:pPr>
+        <w:tabs>
+          <w:tab w:val="num" w:pos="4320"/>
+        </w:tabs>
+        <w:ind w:left="4320" w:hanging="360"/>
+      </w:pPr>
+    </w:lvl>
+    <w:lvl w:ilvl="6" w:tentative="1">
+      <w:start w:val="1"/>
+      <w:numFmt w:val="decimal"/>
+      <w:lvlText w:val="%7."/>
+      <w:lvlJc w:val="left"/>
+      <w:pPr>
+        <w:tabs>
+          <w:tab w:val="num" w:pos="5040"/>
+        </w:tabs>
+        <w:ind w:left="5040" w:hanging="360"/>
+      </w:pPr>
+    </w:lvl>
+    <w:lvl w:ilvl="7" w:tentative="1">
+      <w:start w:val="1"/>
+      <w:numFmt w:val="decimal"/>
+      <w:lvlText w:val="%8."/>
+      <w:lvlJc w:val="left"/>
+      <w:pPr>
+        <w:tabs>
+          <w:tab w:val="num" w:pos="5760"/>
+        </w:tabs>
+        <w:ind w:left="5760" w:hanging="360"/>
+      </w:pPr>
+    </w:lvl>
+    <w:lvl w:ilvl="8" w:tentative="1">
+      <w:start w:val="1"/>
+      <w:numFmt w:val="decimal"/>
+      <w:lvlText w:val="%9."/>
+      <w:lvlJc w:val="left"/>
+      <w:pPr>
+        <w:tabs>
+          <w:tab w:val="num" w:pos="6480"/>
+        </w:tabs>
+        <w:ind w:left="6480" w:hanging="360"/>
+      </w:pPr>
     </w:lvl>
   </w:abstractNum>
-  <w:num w:numId="1" w16cid:durableId="1631935928">
+  <w:abstractNum w:abstractNumId="3" w15:restartNumberingAfterBreak="0">
+    <w:nsid w:val="746801B5"/>
+    <w:multiLevelType w:val="multilevel"/>
+    <w:tmpl w:val="60F62E70"/>
+    <w:lvl w:ilvl="0">
+      <w:start w:val="1"/>
+      <w:numFmt w:val="bullet"/>
+      <w:lvlText w:val=""/>
+      <w:lvlJc w:val="left"/>
+      <w:pPr>
+        <w:tabs>
+          <w:tab w:val="num" w:pos="720"/>
+        </w:tabs>
+        <w:ind w:left="720" w:hanging="360"/>
+      </w:pPr>
+      <w:rPr>
+        <w:rFonts w:ascii="Symbol" w:hAnsi="Symbol" w:hint="default"/>
+        <w:sz w:val="20"/>
+      </w:rPr>
+    </w:lvl>
+    <w:lvl w:ilvl="1" w:tentative="1">
+      <w:start w:val="1"/>
+      <w:numFmt w:val="bullet"/>
+      <w:lvlText w:val="o"/>
+      <w:lvlJc w:val="left"/>
+      <w:pPr>
+        <w:tabs>
+          <w:tab w:val="num" w:pos="1440"/>
+        </w:tabs>
+        <w:ind w:left="1440" w:hanging="360"/>
+      </w:pPr>
+      <w:rPr>
+        <w:rFonts w:ascii="Courier New" w:hAnsi="Courier New" w:hint="default"/>
+        <w:sz w:val="20"/>
+      </w:rPr>
+    </w:lvl>
+    <w:lvl w:ilvl="2" w:tentative="1">
+      <w:start w:val="1"/>
+      <w:numFmt w:val="bullet"/>
+      <w:lvlText w:val=""/>
+      <w:lvlJc w:val="left"/>
+      <w:pPr>
+        <w:tabs>
+          <w:tab w:val="num" w:pos="2160"/>
+        </w:tabs>
+        <w:ind w:left="2160" w:hanging="360"/>
+      </w:pPr>
+      <w:rPr>
+        <w:rFonts w:ascii="Wingdings" w:hAnsi="Wingdings" w:hint="default"/>
+        <w:sz w:val="20"/>
+      </w:rPr>
+    </w:lvl>
+    <w:lvl w:ilvl="3" w:tentative="1">
+      <w:start w:val="1"/>
+      <w:numFmt w:val="bullet"/>
+      <w:lvlText w:val=""/>
+      <w:lvlJc w:val="left"/>
+      <w:pPr>
+        <w:tabs>
+          <w:tab w:val="num" w:pos="2880"/>
+        </w:tabs>
+        <w:ind w:left="2880" w:hanging="360"/>
+      </w:pPr>
+      <w:rPr>
+        <w:rFonts w:ascii="Wingdings" w:hAnsi="Wingdings" w:hint="default"/>
+        <w:sz w:val="20"/>
+      </w:rPr>
+    </w:lvl>
+    <w:lvl w:ilvl="4" w:tentative="1">
+      <w:start w:val="1"/>
+      <w:numFmt w:val="bullet"/>
+      <w:lvlText w:val=""/>
+      <w:lvlJc w:val="left"/>
+      <w:pPr>
+        <w:tabs>
+          <w:tab w:val="num" w:pos="3600"/>
+        </w:tabs>
+        <w:ind w:left="3600" w:hanging="360"/>
+      </w:pPr>
+      <w:rPr>
+        <w:rFonts w:ascii="Wingdings" w:hAnsi="Wingdings" w:hint="default"/>
+        <w:sz w:val="20"/>
+      </w:rPr>
+    </w:lvl>
+    <w:lvl w:ilvl="5" w:tentative="1">
+      <w:start w:val="1"/>
+      <w:numFmt w:val="bullet"/>
+      <w:lvlText w:val=""/>
+      <w:lvlJc w:val="left"/>
+      <w:pPr>
+        <w:tabs>
+          <w:tab w:val="num" w:pos="4320"/>
+        </w:tabs>
+        <w:ind w:left="4320" w:hanging="360"/>
+      </w:pPr>
+      <w:rPr>
+        <w:rFonts w:ascii="Wingdings" w:hAnsi="Wingdings" w:hint="default"/>
+        <w:sz w:val="20"/>
+      </w:rPr>
+    </w:lvl>
+    <w:lvl w:ilvl="6" w:tentative="1">
+      <w:start w:val="1"/>
+      <w:numFmt w:val="bullet"/>
+      <w:lvlText w:val=""/>
+      <w:lvlJc w:val="left"/>
+      <w:pPr>
+        <w:tabs>
+          <w:tab w:val="num" w:pos="5040"/>
+        </w:tabs>
+        <w:ind w:left="5040" w:hanging="360"/>
+      </w:pPr>
+      <w:rPr>
+        <w:rFonts w:ascii="Wingdings" w:hAnsi="Wingdings" w:hint="default"/>
+        <w:sz w:val="20"/>
+      </w:rPr>
+    </w:lvl>
+    <w:lvl w:ilvl="7" w:tentative="1">
+      <w:start w:val="1"/>
+      <w:numFmt w:val="bullet"/>
+      <w:lvlText w:val=""/>
+      <w:lvlJc w:val="left"/>
+      <w:pPr>
+        <w:tabs>
+          <w:tab w:val="num" w:pos="5760"/>
+        </w:tabs>
+        <w:ind w:left="5760" w:hanging="360"/>
+      </w:pPr>
+      <w:rPr>
+        <w:rFonts w:ascii="Wingdings" w:hAnsi="Wingdings" w:hint="default"/>
+        <w:sz w:val="20"/>
+      </w:rPr>
+    </w:lvl>
+    <w:lvl w:ilvl="8" w:tentative="1">
+      <w:start w:val="1"/>
+      <w:numFmt w:val="bullet"/>
+      <w:lvlText w:val=""/>
+      <w:lvlJc w:val="left"/>
+      <w:pPr>
+        <w:tabs>
+          <w:tab w:val="num" w:pos="6480"/>
+        </w:tabs>
+        <w:ind w:left="6480" w:hanging="360"/>
+      </w:pPr>
+      <w:rPr>
+        <w:rFonts w:ascii="Wingdings" w:hAnsi="Wingdings" w:hint="default"/>
+        <w:sz w:val="20"/>
+      </w:rPr>
+    </w:lvl>
+  </w:abstractNum>
+  <w:num w:numId="1" w16cid:durableId="124545036">
+    <w:abstractNumId w:val="3"/>
+  </w:num>
+  <w:num w:numId="2" w16cid:durableId="559026333">
+    <w:abstractNumId w:val="2"/>
+  </w:num>
+  <w:num w:numId="3" w16cid:durableId="463276129">
     <w:abstractNumId w:val="0"/>
+  </w:num>
+  <w:num w:numId="4" w16cid:durableId="6561184">
+    <w:abstractNumId w:val="1"/>
   </w:num>
 </w:numbering>
 </file>
@@ -1480,17 +1767,6 @@
   <w:style w:type="paragraph" w:default="1" w:styleId="Normal">
     <w:name w:val="Normal"/>
     <w:qFormat/>
-    <w:rsid w:val="0067062C"/>
-    <w:pPr>
-      <w:spacing w:after="162" w:line="258" w:lineRule="auto"/>
-      <w:ind w:left="10" w:hanging="10"/>
-    </w:pPr>
-    <w:rPr>
-      <w:rFonts w:ascii="Calibri" w:eastAsia="Calibri" w:hAnsi="Calibri" w:cs="Calibri"/>
-      <w:color w:val="000000"/>
-      <w:sz w:val="22"/>
-      <w:lang w:eastAsia="es-CO"/>
-    </w:rPr>
   </w:style>
   <w:style w:type="paragraph" w:styleId="Ttulo1">
     <w:name w:val="heading 1"/>
@@ -1499,7 +1775,7 @@
     <w:link w:val="Ttulo1Car"/>
     <w:uiPriority w:val="9"/>
     <w:qFormat/>
-    <w:rsid w:val="0067062C"/>
+    <w:rsid w:val="006B1FA3"/>
     <w:pPr>
       <w:keepNext/>
       <w:keepLines/>
@@ -1522,7 +1798,7 @@
     <w:semiHidden/>
     <w:unhideWhenUsed/>
     <w:qFormat/>
-    <w:rsid w:val="0067062C"/>
+    <w:rsid w:val="006B1FA3"/>
     <w:pPr>
       <w:keepNext/>
       <w:keepLines/>
@@ -1545,7 +1821,7 @@
     <w:semiHidden/>
     <w:unhideWhenUsed/>
     <w:qFormat/>
-    <w:rsid w:val="0067062C"/>
+    <w:rsid w:val="006B1FA3"/>
     <w:pPr>
       <w:keepNext/>
       <w:keepLines/>
@@ -1568,7 +1844,7 @@
     <w:semiHidden/>
     <w:unhideWhenUsed/>
     <w:qFormat/>
-    <w:rsid w:val="0067062C"/>
+    <w:rsid w:val="006B1FA3"/>
     <w:pPr>
       <w:keepNext/>
       <w:keepLines/>
@@ -1591,7 +1867,7 @@
     <w:semiHidden/>
     <w:unhideWhenUsed/>
     <w:qFormat/>
-    <w:rsid w:val="0067062C"/>
+    <w:rsid w:val="006B1FA3"/>
     <w:pPr>
       <w:keepNext/>
       <w:keepLines/>
@@ -1612,7 +1888,7 @@
     <w:semiHidden/>
     <w:unhideWhenUsed/>
     <w:qFormat/>
-    <w:rsid w:val="0067062C"/>
+    <w:rsid w:val="006B1FA3"/>
     <w:pPr>
       <w:keepNext/>
       <w:keepLines/>
@@ -1635,7 +1911,7 @@
     <w:semiHidden/>
     <w:unhideWhenUsed/>
     <w:qFormat/>
-    <w:rsid w:val="0067062C"/>
+    <w:rsid w:val="006B1FA3"/>
     <w:pPr>
       <w:keepNext/>
       <w:keepLines/>
@@ -1656,7 +1932,7 @@
     <w:semiHidden/>
     <w:unhideWhenUsed/>
     <w:qFormat/>
-    <w:rsid w:val="0067062C"/>
+    <w:rsid w:val="006B1FA3"/>
     <w:pPr>
       <w:keepNext/>
       <w:keepLines/>
@@ -1679,7 +1955,7 @@
     <w:semiHidden/>
     <w:unhideWhenUsed/>
     <w:qFormat/>
-    <w:rsid w:val="0067062C"/>
+    <w:rsid w:val="006B1FA3"/>
     <w:pPr>
       <w:keepNext/>
       <w:keepLines/>
@@ -1694,7 +1970,6 @@
   <w:style w:type="character" w:default="1" w:styleId="Fuentedeprrafopredeter">
     <w:name w:val="Default Paragraph Font"/>
     <w:uiPriority w:val="1"/>
-    <w:semiHidden/>
     <w:unhideWhenUsed/>
   </w:style>
   <w:style w:type="table" w:default="1" w:styleId="Tablanormal">
@@ -1723,7 +1998,7 @@
     <w:basedOn w:val="Fuentedeprrafopredeter"/>
     <w:link w:val="Ttulo1"/>
     <w:uiPriority w:val="9"/>
-    <w:rsid w:val="0067062C"/>
+    <w:rsid w:val="006B1FA3"/>
     <w:rPr>
       <w:rFonts w:asciiTheme="majorHAnsi" w:eastAsiaTheme="majorEastAsia" w:hAnsiTheme="majorHAnsi" w:cstheme="majorBidi"/>
       <w:color w:val="0F4761" w:themeColor="accent1" w:themeShade="BF"/>
@@ -1737,7 +2012,7 @@
     <w:link w:val="Ttulo2"/>
     <w:uiPriority w:val="9"/>
     <w:semiHidden/>
-    <w:rsid w:val="0067062C"/>
+    <w:rsid w:val="006B1FA3"/>
     <w:rPr>
       <w:rFonts w:asciiTheme="majorHAnsi" w:eastAsiaTheme="majorEastAsia" w:hAnsiTheme="majorHAnsi" w:cstheme="majorBidi"/>
       <w:color w:val="0F4761" w:themeColor="accent1" w:themeShade="BF"/>
@@ -1751,7 +2026,7 @@
     <w:link w:val="Ttulo3"/>
     <w:uiPriority w:val="9"/>
     <w:semiHidden/>
-    <w:rsid w:val="0067062C"/>
+    <w:rsid w:val="006B1FA3"/>
     <w:rPr>
       <w:rFonts w:eastAsiaTheme="majorEastAsia" w:cstheme="majorBidi"/>
       <w:color w:val="0F4761" w:themeColor="accent1" w:themeShade="BF"/>
@@ -1765,7 +2040,7 @@
     <w:link w:val="Ttulo4"/>
     <w:uiPriority w:val="9"/>
     <w:semiHidden/>
-    <w:rsid w:val="0067062C"/>
+    <w:rsid w:val="006B1FA3"/>
     <w:rPr>
       <w:rFonts w:eastAsiaTheme="majorEastAsia" w:cstheme="majorBidi"/>
       <w:i/>
@@ -1779,7 +2054,7 @@
     <w:link w:val="Ttulo5"/>
     <w:uiPriority w:val="9"/>
     <w:semiHidden/>
-    <w:rsid w:val="0067062C"/>
+    <w:rsid w:val="006B1FA3"/>
     <w:rPr>
       <w:rFonts w:eastAsiaTheme="majorEastAsia" w:cstheme="majorBidi"/>
       <w:color w:val="0F4761" w:themeColor="accent1" w:themeShade="BF"/>
@@ -1791,7 +2066,7 @@
     <w:link w:val="Ttulo6"/>
     <w:uiPriority w:val="9"/>
     <w:semiHidden/>
-    <w:rsid w:val="0067062C"/>
+    <w:rsid w:val="006B1FA3"/>
     <w:rPr>
       <w:rFonts w:eastAsiaTheme="majorEastAsia" w:cstheme="majorBidi"/>
       <w:i/>
@@ -1805,7 +2080,7 @@
     <w:link w:val="Ttulo7"/>
     <w:uiPriority w:val="9"/>
     <w:semiHidden/>
-    <w:rsid w:val="0067062C"/>
+    <w:rsid w:val="006B1FA3"/>
     <w:rPr>
       <w:rFonts w:eastAsiaTheme="majorEastAsia" w:cstheme="majorBidi"/>
       <w:color w:val="595959" w:themeColor="text1" w:themeTint="A6"/>
@@ -1817,7 +2092,7 @@
     <w:link w:val="Ttulo8"/>
     <w:uiPriority w:val="9"/>
     <w:semiHidden/>
-    <w:rsid w:val="0067062C"/>
+    <w:rsid w:val="006B1FA3"/>
     <w:rPr>
       <w:rFonts w:eastAsiaTheme="majorEastAsia" w:cstheme="majorBidi"/>
       <w:i/>
@@ -1831,7 +2106,7 @@
     <w:link w:val="Ttulo9"/>
     <w:uiPriority w:val="9"/>
     <w:semiHidden/>
-    <w:rsid w:val="0067062C"/>
+    <w:rsid w:val="006B1FA3"/>
     <w:rPr>
       <w:rFonts w:eastAsiaTheme="majorEastAsia" w:cstheme="majorBidi"/>
       <w:color w:val="272727" w:themeColor="text1" w:themeTint="D8"/>
@@ -1844,7 +2119,7 @@
     <w:link w:val="TtuloCar"/>
     <w:uiPriority w:val="10"/>
     <w:qFormat/>
-    <w:rsid w:val="0067062C"/>
+    <w:rsid w:val="006B1FA3"/>
     <w:pPr>
       <w:spacing w:after="80" w:line="240" w:lineRule="auto"/>
       <w:contextualSpacing/>
@@ -1862,7 +2137,7 @@
     <w:basedOn w:val="Fuentedeprrafopredeter"/>
     <w:link w:val="Ttulo"/>
     <w:uiPriority w:val="10"/>
-    <w:rsid w:val="0067062C"/>
+    <w:rsid w:val="006B1FA3"/>
     <w:rPr>
       <w:rFonts w:asciiTheme="majorHAnsi" w:eastAsiaTheme="majorEastAsia" w:hAnsiTheme="majorHAnsi" w:cstheme="majorBidi"/>
       <w:spacing w:val="-10"/>
@@ -1878,7 +2153,7 @@
     <w:link w:val="SubttuloCar"/>
     <w:uiPriority w:val="11"/>
     <w:qFormat/>
-    <w:rsid w:val="0067062C"/>
+    <w:rsid w:val="006B1FA3"/>
     <w:pPr>
       <w:numPr>
         <w:ilvl w:val="1"/>
@@ -1897,7 +2172,7 @@
     <w:basedOn w:val="Fuentedeprrafopredeter"/>
     <w:link w:val="Subttulo"/>
     <w:uiPriority w:val="11"/>
-    <w:rsid w:val="0067062C"/>
+    <w:rsid w:val="006B1FA3"/>
     <w:rPr>
       <w:rFonts w:eastAsiaTheme="majorEastAsia" w:cstheme="majorBidi"/>
       <w:color w:val="595959" w:themeColor="text1" w:themeTint="A6"/>
@@ -1913,7 +2188,7 @@
     <w:link w:val="CitaCar"/>
     <w:uiPriority w:val="29"/>
     <w:qFormat/>
-    <w:rsid w:val="0067062C"/>
+    <w:rsid w:val="006B1FA3"/>
     <w:pPr>
       <w:spacing w:before="160"/>
       <w:jc w:val="center"/>
@@ -1929,7 +2204,7 @@
     <w:basedOn w:val="Fuentedeprrafopredeter"/>
     <w:link w:val="Cita"/>
     <w:uiPriority w:val="29"/>
-    <w:rsid w:val="0067062C"/>
+    <w:rsid w:val="006B1FA3"/>
     <w:rPr>
       <w:i/>
       <w:iCs/>
@@ -1941,7 +2216,7 @@
     <w:basedOn w:val="Normal"/>
     <w:uiPriority w:val="34"/>
     <w:qFormat/>
-    <w:rsid w:val="0067062C"/>
+    <w:rsid w:val="006B1FA3"/>
     <w:pPr>
       <w:ind w:left="720"/>
       <w:contextualSpacing/>
@@ -1952,7 +2227,7 @@
     <w:basedOn w:val="Fuentedeprrafopredeter"/>
     <w:uiPriority w:val="21"/>
     <w:qFormat/>
-    <w:rsid w:val="0067062C"/>
+    <w:rsid w:val="006B1FA3"/>
     <w:rPr>
       <w:i/>
       <w:iCs/>
@@ -1966,7 +2241,7 @@
     <w:link w:val="CitadestacadaCar"/>
     <w:uiPriority w:val="30"/>
     <w:qFormat/>
-    <w:rsid w:val="0067062C"/>
+    <w:rsid w:val="006B1FA3"/>
     <w:pPr>
       <w:pBdr>
         <w:top w:val="single" w:sz="4" w:space="10" w:color="0F4761" w:themeColor="accent1" w:themeShade="BF"/>
@@ -1987,7 +2262,7 @@
     <w:basedOn w:val="Fuentedeprrafopredeter"/>
     <w:link w:val="Citadestacada"/>
     <w:uiPriority w:val="30"/>
-    <w:rsid w:val="0067062C"/>
+    <w:rsid w:val="006B1FA3"/>
     <w:rPr>
       <w:i/>
       <w:iCs/>
@@ -1999,7 +2274,7 @@
     <w:basedOn w:val="Fuentedeprrafopredeter"/>
     <w:uiPriority w:val="32"/>
     <w:qFormat/>
-    <w:rsid w:val="0067062C"/>
+    <w:rsid w:val="006B1FA3"/>
     <w:rPr>
       <w:b/>
       <w:bCs/>
